--- a/gunluk-planlar-6sinif/hafta36-6sinif-bty.docx
+++ b/gunluk-planlar-6sinif/hafta36-6sinif-bty.docx
@@ -4,42 +4,34 @@
   <w:body>
     <w:p>
       <w:pPr>
+        <w:widowControl/>
         <w:spacing w:after="20"/>
         <w:jc w:val="center"/>
       </w:pPr>
       <w:r>
         <w:rPr>
-          <w:rFonts w:ascii="Arial" w:hAnsi="Arial" w:eastAsia="Arial"/>
+          <w:rFonts w:ascii="Arial" w:hAnsi="Arial" w:eastAsia="Arial" w:cs="Arial"/>
           <w:b/>
-          <w:sz w:val="20"/>
+          <w:color w:val="25282B"/>
+          <w:sz w:val="22"/>
         </w:rPr>
-        <w:t>2026-2027 EĞİTİM – ÖĞRETİM YILI ………………………………… ORTAOKULU</w:t>
+        <w:t>6. SINIF BİLİŞİM TEKNOLOJİLERİ VE YAZILIM DERSİ</w:t>
       </w:r>
     </w:p>
     <w:p>
       <w:pPr>
-        <w:spacing w:after="60"/>
+        <w:widowControl/>
+        <w:spacing w:after="100"/>
         <w:jc w:val="center"/>
       </w:pPr>
       <w:r>
         <w:rPr>
-          <w:rFonts w:ascii="Arial" w:hAnsi="Arial" w:eastAsia="Arial"/>
+          <w:rFonts w:ascii="Arial" w:hAnsi="Arial" w:eastAsia="Arial" w:cs="Arial"/>
           <w:b/>
-          <w:sz w:val="22"/>
+          <w:color w:val="25282B"/>
+          <w:sz w:val="26"/>
         </w:rPr>
-        <w:t>6. SINIF BİLİŞİM TEKNOLOJİLERİ VE YAZILIM DERSİ GÜNLÜK DERS PLANI</w:t>
-      </w:r>
-    </w:p>
-    <w:p>
-      <w:pPr>
-        <w:pStyle w:val="SectionHead"/>
-        <w:jc w:val="left"/>
-      </w:pPr>
-      <w:r>
-        <w:rPr>
-          <w:color w:val="1F4E78"/>
-        </w:rPr>
-        <w:t>I. BÖLÜM: DERS BİLGİSİ</w:t>
+        <w:t>GÜNLÜK DERS PLANI</w:t>
       </w:r>
     </w:p>
     <w:tbl>
@@ -48,20 +40,12 @@
         <w:jc w:val="center"/>
         <w:tblLayout w:type="fixed"/>
         <w:tblLook w:firstColumn="1" w:firstRow="1" w:lastColumn="0" w:lastRow="0" w:noHBand="0" w:noVBand="1" w:val="04A0"/>
-        <w:tblBorders>
-          <w:top w:val="single" w:sz="5" w:color="7F8C8D"/>
-          <w:left w:val="single" w:sz="5" w:color="7F8C8D"/>
-          <w:bottom w:val="single" w:sz="5" w:color="7F8C8D"/>
-          <w:right w:val="single" w:sz="5" w:color="7F8C8D"/>
-          <w:insideH w:val="single" w:sz="5" w:color="7F8C8D"/>
-          <w:insideV w:val="single" w:sz="5" w:color="7F8C8D"/>
-        </w:tblBorders>
       </w:tblPr>
       <w:tblGrid>
-        <w:gridCol w:w="2636"/>
-        <w:gridCol w:w="2636"/>
-        <w:gridCol w:w="2636"/>
-        <w:gridCol w:w="2636"/>
+        <w:gridCol w:w="1757"/>
+        <w:gridCol w:w="3345"/>
+        <w:gridCol w:w="1927"/>
+        <w:gridCol w:w="3203"/>
       </w:tblGrid>
       <w:tr>
         <w:trPr>
@@ -69,117 +53,133 @@
         </w:trPr>
         <w:tc>
           <w:tcPr>
-            <w:tcW w:type="dxa" w:w="1814"/>
-            <w:vAlign w:val="center"/>
+            <w:tcW w:type="dxa" w:w="1757"/>
+            <w:shd w:fill="F1F2F3"/>
             <w:tcMar>
-              <w:top w:w="55" w:type="dxa"/>
-              <w:start w:w="70" w:type="dxa"/>
-              <w:bottom w:w="55" w:type="dxa"/>
-              <w:end w:w="70" w:type="dxa"/>
+              <w:top w:w="65" w:type="dxa"/>
+              <w:start w:w="85" w:type="dxa"/>
+              <w:bottom w:w="65" w:type="dxa"/>
+              <w:end w:w="85" w:type="dxa"/>
             </w:tcMar>
-            <w:shd w:fill="D9EAF7"/>
+            <w:tcBorders>
+              <w:top w:val="single" w:sz="4" w:color="B7BCC2"/>
+              <w:left w:val="single" w:sz="4" w:color="B7BCC2"/>
+              <w:bottom w:val="single" w:sz="4" w:color="B7BCC2"/>
+              <w:right w:val="single" w:sz="4" w:color="B7BCC2"/>
+            </w:tcBorders>
           </w:tcPr>
           <w:p>
             <w:pPr>
-              <w:spacing w:after="0" w:before="0" w:line="240" w:lineRule="auto"/>
+              <w:spacing w:before="0" w:after="0" w:line="245" w:lineRule="auto"/>
             </w:pPr>
             <w:r/>
             <w:r>
               <w:rPr>
-                <w:rFonts w:ascii="Arial" w:hAnsi="Arial" w:eastAsia="Arial"/>
+                <w:rFonts w:ascii="Arial" w:hAnsi="Arial" w:eastAsia="Arial" w:cs="Arial"/>
                 <w:b/>
-                <w:sz w:val="17"/>
+                <w:color w:val="25282B"/>
+                <w:sz w:val="16"/>
               </w:rPr>
-              <w:t>Dersin Adı</w:t>
+              <w:t>Okul / Kurum</w:t>
             </w:r>
           </w:p>
         </w:tc>
         <w:tc>
           <w:tcPr>
-            <w:tcW w:type="dxa" w:w="3969"/>
-            <w:vAlign w:val="center"/>
+            <w:tcW w:type="dxa" w:w="3345"/>
+            <w:shd w:fill="FFFFFF"/>
             <w:tcMar>
-              <w:top w:w="55" w:type="dxa"/>
-              <w:start w:w="70" w:type="dxa"/>
-              <w:bottom w:w="55" w:type="dxa"/>
-              <w:end w:w="70" w:type="dxa"/>
+              <w:top w:w="65" w:type="dxa"/>
+              <w:start w:w="85" w:type="dxa"/>
+              <w:bottom w:w="65" w:type="dxa"/>
+              <w:end w:w="85" w:type="dxa"/>
             </w:tcMar>
+            <w:tcBorders>
+              <w:top w:val="single" w:sz="4" w:color="B7BCC2"/>
+              <w:left w:val="single" w:sz="4" w:color="B7BCC2"/>
+              <w:bottom w:val="single" w:sz="4" w:color="B7BCC2"/>
+              <w:right w:val="single" w:sz="4" w:color="B7BCC2"/>
+            </w:tcBorders>
           </w:tcPr>
           <w:p>
             <w:pPr>
-              <w:spacing w:after="0" w:before="0" w:line="240" w:lineRule="auto"/>
+              <w:spacing w:before="0" w:after="0" w:line="245" w:lineRule="auto"/>
             </w:pPr>
+            <w:r/>
             <w:r>
               <w:rPr>
+                <w:rFonts w:ascii="Arial" w:hAnsi="Arial" w:eastAsia="Arial" w:cs="Arial"/>
                 <w:b w:val="0"/>
+                <w:color w:val="25282B"/>
                 <w:sz w:val="16"/>
               </w:rPr>
-              <w:t>Bilişim Teknolojileri ve Yazılım</w:t>
-            </w:r>
-            <w:r>
-              <w:rPr>
-                <w:rFonts w:ascii="Arial" w:hAnsi="Arial" w:eastAsia="Arial"/>
-                <w:b w:val="0"/>
-                <w:sz w:val="17"/>
-              </w:rPr>
+              <w:t>.......................................................</w:t>
             </w:r>
           </w:p>
         </w:tc>
         <w:tc>
           <w:tcPr>
-            <w:tcW w:type="dxa" w:w="1361"/>
-            <w:vAlign w:val="center"/>
+            <w:tcW w:type="dxa" w:w="1927"/>
+            <w:shd w:fill="F1F2F3"/>
             <w:tcMar>
-              <w:top w:w="55" w:type="dxa"/>
-              <w:start w:w="70" w:type="dxa"/>
-              <w:bottom w:w="55" w:type="dxa"/>
-              <w:end w:w="70" w:type="dxa"/>
+              <w:top w:w="65" w:type="dxa"/>
+              <w:start w:w="85" w:type="dxa"/>
+              <w:bottom w:w="65" w:type="dxa"/>
+              <w:end w:w="85" w:type="dxa"/>
             </w:tcMar>
-            <w:shd w:fill="D9EAF7"/>
+            <w:tcBorders>
+              <w:top w:val="single" w:sz="4" w:color="B7BCC2"/>
+              <w:left w:val="single" w:sz="4" w:color="B7BCC2"/>
+              <w:bottom w:val="single" w:sz="4" w:color="B7BCC2"/>
+              <w:right w:val="single" w:sz="4" w:color="B7BCC2"/>
+            </w:tcBorders>
           </w:tcPr>
           <w:p>
             <w:pPr>
-              <w:spacing w:after="0" w:before="0" w:line="240" w:lineRule="auto"/>
+              <w:spacing w:before="0" w:after="0" w:line="245" w:lineRule="auto"/>
             </w:pPr>
             <w:r/>
             <w:r>
               <w:rPr>
-                <w:rFonts w:ascii="Arial" w:hAnsi="Arial" w:eastAsia="Arial"/>
+                <w:rFonts w:ascii="Arial" w:hAnsi="Arial" w:eastAsia="Arial" w:cs="Arial"/>
                 <w:b/>
-                <w:sz w:val="17"/>
+                <w:color w:val="25282B"/>
+                <w:sz w:val="16"/>
               </w:rPr>
-              <w:t>Tarih / Hafta</w:t>
+              <w:t>Öğretmenin Adı Soyadı</w:t>
             </w:r>
           </w:p>
         </w:tc>
         <w:tc>
           <w:tcPr>
-            <w:tcW w:type="dxa" w:w="3855"/>
-            <w:vAlign w:val="center"/>
+            <w:tcW w:type="dxa" w:w="3203"/>
+            <w:shd w:fill="FFFFFF"/>
             <w:tcMar>
-              <w:top w:w="55" w:type="dxa"/>
-              <w:start w:w="70" w:type="dxa"/>
-              <w:bottom w:w="55" w:type="dxa"/>
-              <w:end w:w="70" w:type="dxa"/>
+              <w:top w:w="65" w:type="dxa"/>
+              <w:start w:w="85" w:type="dxa"/>
+              <w:bottom w:w="65" w:type="dxa"/>
+              <w:end w:w="85" w:type="dxa"/>
             </w:tcMar>
+            <w:tcBorders>
+              <w:top w:val="single" w:sz="4" w:color="B7BCC2"/>
+              <w:left w:val="single" w:sz="4" w:color="B7BCC2"/>
+              <w:bottom w:val="single" w:sz="4" w:color="B7BCC2"/>
+              <w:right w:val="single" w:sz="4" w:color="B7BCC2"/>
+            </w:tcBorders>
           </w:tcPr>
           <w:p>
             <w:pPr>
-              <w:spacing w:after="0" w:before="0" w:line="240" w:lineRule="auto"/>
+              <w:spacing w:before="0" w:after="0" w:line="245" w:lineRule="auto"/>
             </w:pPr>
+            <w:r/>
             <w:r>
               <w:rPr>
+                <w:rFonts w:ascii="Arial" w:hAnsi="Arial" w:eastAsia="Arial" w:cs="Arial"/>
                 <w:b w:val="0"/>
+                <w:color w:val="25282B"/>
                 <w:sz w:val="16"/>
               </w:rPr>
-              <w:t>14 Haziran - 18 Haziran 2027 / 36. Hafta</w:t>
-            </w:r>
-            <w:r>
-              <w:rPr>
-                <w:rFonts w:ascii="Arial" w:hAnsi="Arial" w:eastAsia="Arial"/>
-                <w:b w:val="0"/>
-                <w:sz w:val="17"/>
-              </w:rPr>
+              <w:t>.......................................................</w:t>
             </w:r>
           </w:p>
         </w:tc>
@@ -190,117 +190,269 @@
         </w:trPr>
         <w:tc>
           <w:tcPr>
-            <w:tcW w:type="dxa" w:w="1814"/>
-            <w:vAlign w:val="center"/>
+            <w:tcW w:type="dxa" w:w="1757"/>
+            <w:shd w:fill="F1F2F3"/>
             <w:tcMar>
-              <w:top w:w="55" w:type="dxa"/>
-              <w:start w:w="70" w:type="dxa"/>
-              <w:bottom w:w="55" w:type="dxa"/>
-              <w:end w:w="70" w:type="dxa"/>
+              <w:top w:w="65" w:type="dxa"/>
+              <w:start w:w="85" w:type="dxa"/>
+              <w:bottom w:w="65" w:type="dxa"/>
+              <w:end w:w="85" w:type="dxa"/>
             </w:tcMar>
-            <w:shd w:fill="D9EAF7"/>
+            <w:tcBorders>
+              <w:top w:val="single" w:sz="4" w:color="B7BCC2"/>
+              <w:left w:val="single" w:sz="4" w:color="B7BCC2"/>
+              <w:bottom w:val="single" w:sz="4" w:color="B7BCC2"/>
+              <w:right w:val="single" w:sz="4" w:color="B7BCC2"/>
+            </w:tcBorders>
           </w:tcPr>
           <w:p>
             <w:pPr>
-              <w:spacing w:after="0" w:before="0" w:line="240" w:lineRule="auto"/>
+              <w:spacing w:before="0" w:after="0" w:line="245" w:lineRule="auto"/>
             </w:pPr>
             <w:r/>
             <w:r>
               <w:rPr>
-                <w:rFonts w:ascii="Arial" w:hAnsi="Arial" w:eastAsia="Arial"/>
+                <w:rFonts w:ascii="Arial" w:hAnsi="Arial" w:eastAsia="Arial" w:cs="Arial"/>
                 <w:b/>
-                <w:sz w:val="17"/>
+                <w:color w:val="25282B"/>
+                <w:sz w:val="16"/>
               </w:rPr>
-              <w:t>Sınıf</w:t>
+              <w:t>Sınıf / Şube</w:t>
             </w:r>
           </w:p>
         </w:tc>
         <w:tc>
           <w:tcPr>
-            <w:tcW w:type="dxa" w:w="3969"/>
-            <w:vAlign w:val="center"/>
+            <w:tcW w:type="dxa" w:w="3345"/>
+            <w:shd w:fill="FFFFFF"/>
             <w:tcMar>
-              <w:top w:w="55" w:type="dxa"/>
-              <w:start w:w="70" w:type="dxa"/>
-              <w:bottom w:w="55" w:type="dxa"/>
-              <w:end w:w="70" w:type="dxa"/>
+              <w:top w:w="65" w:type="dxa"/>
+              <w:start w:w="85" w:type="dxa"/>
+              <w:bottom w:w="65" w:type="dxa"/>
+              <w:end w:w="85" w:type="dxa"/>
             </w:tcMar>
+            <w:tcBorders>
+              <w:top w:val="single" w:sz="4" w:color="B7BCC2"/>
+              <w:left w:val="single" w:sz="4" w:color="B7BCC2"/>
+              <w:bottom w:val="single" w:sz="4" w:color="B7BCC2"/>
+              <w:right w:val="single" w:sz="4" w:color="B7BCC2"/>
+            </w:tcBorders>
           </w:tcPr>
           <w:p>
             <w:pPr>
-              <w:spacing w:after="0" w:before="0" w:line="240" w:lineRule="auto"/>
+              <w:spacing w:before="0" w:after="0" w:line="245" w:lineRule="auto"/>
             </w:pPr>
+            <w:r/>
             <w:r>
               <w:rPr>
+                <w:rFonts w:ascii="Arial" w:hAnsi="Arial" w:eastAsia="Arial" w:cs="Arial"/>
                 <w:b w:val="0"/>
+                <w:color w:val="25282B"/>
                 <w:sz w:val="16"/>
               </w:rPr>
-              <w:t>6. Sınıf</w:t>
-            </w:r>
-            <w:r>
-              <w:rPr>
-                <w:rFonts w:ascii="Arial" w:hAnsi="Arial" w:eastAsia="Arial"/>
-                <w:b w:val="0"/>
-                <w:sz w:val="17"/>
-              </w:rPr>
+              <w:t>6 / ................</w:t>
             </w:r>
           </w:p>
         </w:tc>
         <w:tc>
           <w:tcPr>
-            <w:tcW w:type="dxa" w:w="1361"/>
-            <w:vAlign w:val="center"/>
+            <w:tcW w:type="dxa" w:w="1927"/>
+            <w:shd w:fill="F1F2F3"/>
             <w:tcMar>
-              <w:top w:w="55" w:type="dxa"/>
-              <w:start w:w="70" w:type="dxa"/>
-              <w:bottom w:w="55" w:type="dxa"/>
-              <w:end w:w="70" w:type="dxa"/>
+              <w:top w:w="65" w:type="dxa"/>
+              <w:start w:w="85" w:type="dxa"/>
+              <w:bottom w:w="65" w:type="dxa"/>
+              <w:end w:w="85" w:type="dxa"/>
             </w:tcMar>
-            <w:shd w:fill="D9EAF7"/>
+            <w:tcBorders>
+              <w:top w:val="single" w:sz="4" w:color="B7BCC2"/>
+              <w:left w:val="single" w:sz="4" w:color="B7BCC2"/>
+              <w:bottom w:val="single" w:sz="4" w:color="B7BCC2"/>
+              <w:right w:val="single" w:sz="4" w:color="B7BCC2"/>
+            </w:tcBorders>
           </w:tcPr>
           <w:p>
             <w:pPr>
-              <w:spacing w:after="0" w:before="0" w:line="240" w:lineRule="auto"/>
+              <w:spacing w:before="0" w:after="0" w:line="245" w:lineRule="auto"/>
             </w:pPr>
             <w:r/>
             <w:r>
               <w:rPr>
-                <w:rFonts w:ascii="Arial" w:hAnsi="Arial" w:eastAsia="Arial"/>
+                <w:rFonts w:ascii="Arial" w:hAnsi="Arial" w:eastAsia="Arial" w:cs="Arial"/>
                 <w:b/>
-                <w:sz w:val="17"/>
+                <w:color w:val="25282B"/>
+                <w:sz w:val="16"/>
               </w:rPr>
-              <w:t>Süre</w:t>
+              <w:t>Plan No / Hafta</w:t>
             </w:r>
           </w:p>
         </w:tc>
         <w:tc>
           <w:tcPr>
-            <w:tcW w:type="dxa" w:w="3855"/>
-            <w:vAlign w:val="center"/>
+            <w:tcW w:type="dxa" w:w="3203"/>
+            <w:shd w:fill="FFFFFF"/>
             <w:tcMar>
-              <w:top w:w="55" w:type="dxa"/>
-              <w:start w:w="70" w:type="dxa"/>
-              <w:bottom w:w="55" w:type="dxa"/>
-              <w:end w:w="70" w:type="dxa"/>
+              <w:top w:w="65" w:type="dxa"/>
+              <w:start w:w="85" w:type="dxa"/>
+              <w:bottom w:w="65" w:type="dxa"/>
+              <w:end w:w="85" w:type="dxa"/>
             </w:tcMar>
+            <w:tcBorders>
+              <w:top w:val="single" w:sz="4" w:color="B7BCC2"/>
+              <w:left w:val="single" w:sz="4" w:color="B7BCC2"/>
+              <w:bottom w:val="single" w:sz="4" w:color="B7BCC2"/>
+              <w:right w:val="single" w:sz="4" w:color="B7BCC2"/>
+            </w:tcBorders>
           </w:tcPr>
           <w:p>
             <w:pPr>
-              <w:spacing w:after="0" w:before="0" w:line="240" w:lineRule="auto"/>
+              <w:spacing w:before="0" w:after="0" w:line="245" w:lineRule="auto"/>
+            </w:pPr>
+            <w:r/>
+            <w:r>
+              <w:rPr>
+                <w:rFonts w:ascii="Arial" w:hAnsi="Arial" w:eastAsia="Arial" w:cs="Arial"/>
+                <w:b w:val="0"/>
+                <w:color w:val="25282B"/>
+                <w:sz w:val="16"/>
+              </w:rPr>
+              <w:t>36 / 36. Hafta</w:t>
+            </w:r>
+          </w:p>
+        </w:tc>
+      </w:tr>
+    </w:tbl>
+    <w:p>
+      <w:pPr>
+        <w:widowControl/>
+        <w:spacing w:after="0"/>
+      </w:pPr>
+    </w:p>
+    <w:tbl>
+      <w:tblPr>
+        <w:tblW w:type="auto" w:w="0"/>
+        <w:jc w:val="center"/>
+        <w:tblLayout w:type="fixed"/>
+        <w:tblLook w:firstColumn="1" w:firstRow="1" w:lastColumn="0" w:lastRow="0" w:noHBand="0" w:noVBand="1" w:val="04A0"/>
+      </w:tblPr>
+      <w:tblGrid>
+        <w:gridCol w:w="10234"/>
+      </w:tblGrid>
+      <w:tr>
+        <w:tc>
+          <w:tcPr>
+            <w:tcW w:type="dxa" w:w="10234"/>
+            <w:shd w:fill="D9D9D9"/>
+            <w:tcMar>
+              <w:top w:w="65" w:type="dxa"/>
+              <w:start w:w="100" w:type="dxa"/>
+              <w:bottom w:w="65" w:type="dxa"/>
+              <w:end w:w="100" w:type="dxa"/>
+            </w:tcMar>
+            <w:tcBorders>
+              <w:top w:val="single" w:sz="5" w:color="8F949A"/>
+              <w:left w:val="single" w:sz="5" w:color="8F949A"/>
+              <w:bottom w:val="single" w:sz="5" w:color="8F949A"/>
+              <w:right w:val="single" w:sz="5" w:color="8F949A"/>
+            </w:tcBorders>
+          </w:tcPr>
+          <w:p>
+            <w:pPr>
+              <w:spacing w:after="0"/>
             </w:pPr>
             <w:r>
               <w:rPr>
-                <w:b w:val="0"/>
-                <w:sz w:val="16"/>
+                <w:rFonts w:ascii="Arial" w:hAnsi="Arial" w:eastAsia="Arial" w:cs="Arial"/>
+                <w:b/>
+                <w:color w:val="25282B"/>
+                <w:sz w:val="18"/>
               </w:rPr>
-              <w:t>2 ders saati (80 dakika)</w:t>
+              <w:t>I. BÖLÜM: DERS BİLGİSİ</w:t>
             </w:r>
+          </w:p>
+        </w:tc>
+      </w:tr>
+    </w:tbl>
+    <w:tbl>
+      <w:tblPr>
+        <w:tblW w:type="auto" w:w="0"/>
+        <w:jc w:val="center"/>
+        <w:tblLayout w:type="fixed"/>
+        <w:tblLook w:firstColumn="1" w:firstRow="1" w:lastColumn="0" w:lastRow="0" w:noHBand="0" w:noVBand="1" w:val="04A0"/>
+      </w:tblPr>
+      <w:tblGrid>
+        <w:gridCol w:w="2523"/>
+        <w:gridCol w:w="7711"/>
+      </w:tblGrid>
+      <w:tr>
+        <w:trPr>
+          <w:cantSplit/>
+        </w:trPr>
+        <w:tc>
+          <w:tcPr>
+            <w:tcW w:type="dxa" w:w="2523"/>
+            <w:vAlign w:val="top"/>
+            <w:shd w:fill="F1F2F3"/>
+            <w:tcMar>
+              <w:top w:w="72" w:type="dxa"/>
+              <w:start w:w="95" w:type="dxa"/>
+              <w:bottom w:w="72" w:type="dxa"/>
+              <w:end w:w="95" w:type="dxa"/>
+            </w:tcMar>
+            <w:tcBorders>
+              <w:top w:val="single" w:sz="4" w:color="B7BCC2"/>
+              <w:left w:val="single" w:sz="4" w:color="B7BCC2"/>
+              <w:bottom w:val="single" w:sz="4" w:color="B7BCC2"/>
+              <w:right w:val="single" w:sz="4" w:color="B7BCC2"/>
+            </w:tcBorders>
+          </w:tcPr>
+          <w:p>
+            <w:pPr>
+              <w:spacing w:before="0" w:after="0" w:line="245" w:lineRule="auto"/>
+            </w:pPr>
+            <w:r/>
             <w:r>
               <w:rPr>
-                <w:rFonts w:ascii="Arial" w:hAnsi="Arial" w:eastAsia="Arial"/>
-                <w:b w:val="0"/>
+                <w:rFonts w:ascii="Arial" w:hAnsi="Arial" w:eastAsia="Arial" w:cs="Arial"/>
+                <w:b/>
+                <w:color w:val="25282B"/>
                 <w:sz w:val="17"/>
               </w:rPr>
+              <w:t>Dersin Adı</w:t>
+            </w:r>
+          </w:p>
+        </w:tc>
+        <w:tc>
+          <w:tcPr>
+            <w:tcW w:type="dxa" w:w="7711"/>
+            <w:vAlign w:val="top"/>
+            <w:shd w:fill="FFFFFF"/>
+            <w:tcMar>
+              <w:top w:w="72" w:type="dxa"/>
+              <w:start w:w="95" w:type="dxa"/>
+              <w:bottom w:w="72" w:type="dxa"/>
+              <w:end w:w="95" w:type="dxa"/>
+            </w:tcMar>
+            <w:tcBorders>
+              <w:top w:val="single" w:sz="4" w:color="B7BCC2"/>
+              <w:left w:val="single" w:sz="4" w:color="B7BCC2"/>
+              <w:bottom w:val="single" w:sz="4" w:color="B7BCC2"/>
+              <w:right w:val="single" w:sz="4" w:color="B7BCC2"/>
+            </w:tcBorders>
+          </w:tcPr>
+          <w:p>
+            <w:pPr>
+              <w:spacing w:before="0" w:after="0" w:line="245" w:lineRule="auto"/>
+            </w:pPr>
+            <w:r/>
+            <w:r>
+              <w:rPr>
+                <w:rFonts w:ascii="Arial" w:hAnsi="Arial" w:eastAsia="Arial" w:cs="Arial"/>
+                <w:b w:val="0"/>
+                <w:color w:val="25282B"/>
+                <w:sz w:val="17"/>
+              </w:rPr>
+              <w:t>Bilişim Teknolojileri ve Yazılım</w:t>
             </w:r>
           </w:p>
         </w:tc>
@@ -311,60 +463,69 @@
         </w:trPr>
         <w:tc>
           <w:tcPr>
-            <w:tcW w:type="dxa" w:w="1814"/>
-            <w:vAlign w:val="center"/>
+            <w:tcW w:type="dxa" w:w="2523"/>
+            <w:vAlign w:val="top"/>
+            <w:shd w:fill="F1F2F3"/>
             <w:tcMar>
-              <w:top w:w="55" w:type="dxa"/>
-              <w:start w:w="70" w:type="dxa"/>
-              <w:bottom w:w="55" w:type="dxa"/>
-              <w:end w:w="70" w:type="dxa"/>
+              <w:top w:w="72" w:type="dxa"/>
+              <w:start w:w="95" w:type="dxa"/>
+              <w:bottom w:w="72" w:type="dxa"/>
+              <w:end w:w="95" w:type="dxa"/>
             </w:tcMar>
-            <w:shd w:fill="D9EAF7"/>
+            <w:tcBorders>
+              <w:top w:val="single" w:sz="4" w:color="B7BCC2"/>
+              <w:left w:val="single" w:sz="4" w:color="B7BCC2"/>
+              <w:bottom w:val="single" w:sz="4" w:color="B7BCC2"/>
+              <w:right w:val="single" w:sz="4" w:color="B7BCC2"/>
+            </w:tcBorders>
           </w:tcPr>
           <w:p>
             <w:pPr>
-              <w:spacing w:after="0" w:before="0" w:line="240" w:lineRule="auto"/>
+              <w:spacing w:before="0" w:after="0" w:line="245" w:lineRule="auto"/>
             </w:pPr>
             <w:r/>
             <w:r>
               <w:rPr>
-                <w:rFonts w:ascii="Arial" w:hAnsi="Arial" w:eastAsia="Arial"/>
+                <w:rFonts w:ascii="Arial" w:hAnsi="Arial" w:eastAsia="Arial" w:cs="Arial"/>
                 <w:b/>
+                <w:color w:val="25282B"/>
                 <w:sz w:val="17"/>
               </w:rPr>
-              <w:t>Tema / Ünite</w:t>
+              <w:t>Tarih / Hafta</w:t>
             </w:r>
           </w:p>
         </w:tc>
         <w:tc>
           <w:tcPr>
-            <w:tcW w:type="dxa" w:w="9185"/>
-            <w:vAlign w:val="center"/>
-            <w:gridSpan w:val="3"/>
+            <w:tcW w:type="dxa" w:w="7711"/>
+            <w:vAlign w:val="top"/>
+            <w:shd w:fill="FFFFFF"/>
             <w:tcMar>
-              <w:top w:w="55" w:type="dxa"/>
-              <w:start w:w="70" w:type="dxa"/>
-              <w:bottom w:w="55" w:type="dxa"/>
-              <w:end w:w="70" w:type="dxa"/>
+              <w:top w:w="72" w:type="dxa"/>
+              <w:start w:w="95" w:type="dxa"/>
+              <w:bottom w:w="72" w:type="dxa"/>
+              <w:end w:w="95" w:type="dxa"/>
             </w:tcMar>
+            <w:tcBorders>
+              <w:top w:val="single" w:sz="4" w:color="B7BCC2"/>
+              <w:left w:val="single" w:sz="4" w:color="B7BCC2"/>
+              <w:bottom w:val="single" w:sz="4" w:color="B7BCC2"/>
+              <w:right w:val="single" w:sz="4" w:color="B7BCC2"/>
+            </w:tcBorders>
           </w:tcPr>
           <w:p>
             <w:pPr>
-              <w:spacing w:after="0" w:before="0" w:line="240" w:lineRule="auto"/>
+              <w:spacing w:before="0" w:after="0" w:line="245" w:lineRule="auto"/>
             </w:pPr>
+            <w:r/>
             <w:r>
               <w:rPr>
+                <w:rFonts w:ascii="Arial" w:hAnsi="Arial" w:eastAsia="Arial" w:cs="Arial"/>
                 <w:b w:val="0"/>
-                <w:sz w:val="16"/>
-              </w:rPr>
-              <w:t>Yazılım Tasarımı ve Programlama</w:t>
-            </w:r>
-            <w:r>
-              <w:rPr>
-                <w:rFonts w:ascii="Arial" w:hAnsi="Arial" w:eastAsia="Arial"/>
-                <w:b w:val="0"/>
+                <w:color w:val="25282B"/>
                 <w:sz w:val="17"/>
               </w:rPr>
+              <w:t>14 Haziran - 18 Haziran 2027 / 36. Hafta</w:t>
             </w:r>
           </w:p>
         </w:tc>
@@ -375,60 +536,69 @@
         </w:trPr>
         <w:tc>
           <w:tcPr>
-            <w:tcW w:type="dxa" w:w="1814"/>
-            <w:vAlign w:val="center"/>
+            <w:tcW w:type="dxa" w:w="2523"/>
+            <w:vAlign w:val="top"/>
+            <w:shd w:fill="F1F2F3"/>
             <w:tcMar>
-              <w:top w:w="55" w:type="dxa"/>
-              <w:start w:w="70" w:type="dxa"/>
-              <w:bottom w:w="55" w:type="dxa"/>
-              <w:end w:w="70" w:type="dxa"/>
+              <w:top w:w="72" w:type="dxa"/>
+              <w:start w:w="95" w:type="dxa"/>
+              <w:bottom w:w="72" w:type="dxa"/>
+              <w:end w:w="95" w:type="dxa"/>
             </w:tcMar>
-            <w:shd w:fill="D9EAF7"/>
+            <w:tcBorders>
+              <w:top w:val="single" w:sz="4" w:color="B7BCC2"/>
+              <w:left w:val="single" w:sz="4" w:color="B7BCC2"/>
+              <w:bottom w:val="single" w:sz="4" w:color="B7BCC2"/>
+              <w:right w:val="single" w:sz="4" w:color="B7BCC2"/>
+            </w:tcBorders>
           </w:tcPr>
           <w:p>
             <w:pPr>
-              <w:spacing w:after="0" w:before="0" w:line="240" w:lineRule="auto"/>
+              <w:spacing w:before="0" w:after="0" w:line="245" w:lineRule="auto"/>
             </w:pPr>
             <w:r/>
             <w:r>
               <w:rPr>
-                <w:rFonts w:ascii="Arial" w:hAnsi="Arial" w:eastAsia="Arial"/>
+                <w:rFonts w:ascii="Arial" w:hAnsi="Arial" w:eastAsia="Arial" w:cs="Arial"/>
                 <w:b/>
+                <w:color w:val="25282B"/>
                 <w:sz w:val="17"/>
               </w:rPr>
-              <w:t>İçerik Çerçevesi (Konu)</w:t>
+              <w:t>Sınıf</w:t>
             </w:r>
           </w:p>
         </w:tc>
         <w:tc>
           <w:tcPr>
-            <w:tcW w:type="dxa" w:w="9185"/>
-            <w:vAlign w:val="center"/>
-            <w:gridSpan w:val="3"/>
+            <w:tcW w:type="dxa" w:w="7711"/>
+            <w:vAlign w:val="top"/>
+            <w:shd w:fill="FFFFFF"/>
             <w:tcMar>
-              <w:top w:w="55" w:type="dxa"/>
-              <w:start w:w="70" w:type="dxa"/>
-              <w:bottom w:w="55" w:type="dxa"/>
-              <w:end w:w="70" w:type="dxa"/>
+              <w:top w:w="72" w:type="dxa"/>
+              <w:start w:w="95" w:type="dxa"/>
+              <w:bottom w:w="72" w:type="dxa"/>
+              <w:end w:w="95" w:type="dxa"/>
             </w:tcMar>
+            <w:tcBorders>
+              <w:top w:val="single" w:sz="4" w:color="B7BCC2"/>
+              <w:left w:val="single" w:sz="4" w:color="B7BCC2"/>
+              <w:bottom w:val="single" w:sz="4" w:color="B7BCC2"/>
+              <w:right w:val="single" w:sz="4" w:color="B7BCC2"/>
+            </w:tcBorders>
           </w:tcPr>
           <w:p>
             <w:pPr>
-              <w:spacing w:after="0" w:before="0" w:line="240" w:lineRule="auto"/>
+              <w:spacing w:before="0" w:after="0" w:line="245" w:lineRule="auto"/>
             </w:pPr>
+            <w:r/>
             <w:r>
               <w:rPr>
+                <w:rFonts w:ascii="Arial" w:hAnsi="Arial" w:eastAsia="Arial" w:cs="Arial"/>
                 <w:b w:val="0"/>
-                <w:sz w:val="16"/>
-              </w:rPr>
-              <w:t>Yapay Zekâ Destekli Ürün Geliştirme ve Sunum</w:t>
-            </w:r>
-            <w:r>
-              <w:rPr>
-                <w:rFonts w:ascii="Arial" w:hAnsi="Arial" w:eastAsia="Arial"/>
-                <w:b w:val="0"/>
+                <w:color w:val="25282B"/>
                 <w:sz w:val="17"/>
               </w:rPr>
+              <w:t>6. Sınıf</w:t>
             </w:r>
           </w:p>
         </w:tc>
@@ -439,60 +609,69 @@
         </w:trPr>
         <w:tc>
           <w:tcPr>
-            <w:tcW w:type="dxa" w:w="1814"/>
-            <w:vAlign w:val="center"/>
+            <w:tcW w:type="dxa" w:w="2523"/>
+            <w:vAlign w:val="top"/>
+            <w:shd w:fill="F1F2F3"/>
             <w:tcMar>
-              <w:top w:w="55" w:type="dxa"/>
-              <w:start w:w="70" w:type="dxa"/>
-              <w:bottom w:w="55" w:type="dxa"/>
-              <w:end w:w="70" w:type="dxa"/>
+              <w:top w:w="72" w:type="dxa"/>
+              <w:start w:w="95" w:type="dxa"/>
+              <w:bottom w:w="72" w:type="dxa"/>
+              <w:end w:w="95" w:type="dxa"/>
             </w:tcMar>
-            <w:shd w:fill="D9EAF7"/>
+            <w:tcBorders>
+              <w:top w:val="single" w:sz="4" w:color="B7BCC2"/>
+              <w:left w:val="single" w:sz="4" w:color="B7BCC2"/>
+              <w:bottom w:val="single" w:sz="4" w:color="B7BCC2"/>
+              <w:right w:val="single" w:sz="4" w:color="B7BCC2"/>
+            </w:tcBorders>
           </w:tcPr>
           <w:p>
             <w:pPr>
-              <w:spacing w:after="0" w:before="0" w:line="240" w:lineRule="auto"/>
+              <w:spacing w:before="0" w:after="0" w:line="245" w:lineRule="auto"/>
             </w:pPr>
             <w:r/>
             <w:r>
               <w:rPr>
-                <w:rFonts w:ascii="Arial" w:hAnsi="Arial" w:eastAsia="Arial"/>
+                <w:rFonts w:ascii="Arial" w:hAnsi="Arial" w:eastAsia="Arial" w:cs="Arial"/>
                 <w:b/>
+                <w:color w:val="25282B"/>
                 <w:sz w:val="17"/>
               </w:rPr>
-              <w:t>Alan Becerileri</w:t>
+              <w:t>Süre</w:t>
             </w:r>
           </w:p>
         </w:tc>
         <w:tc>
           <w:tcPr>
-            <w:tcW w:type="dxa" w:w="9185"/>
-            <w:vAlign w:val="center"/>
-            <w:gridSpan w:val="3"/>
+            <w:tcW w:type="dxa" w:w="7711"/>
+            <w:vAlign w:val="top"/>
+            <w:shd w:fill="FFFFFF"/>
             <w:tcMar>
-              <w:top w:w="55" w:type="dxa"/>
-              <w:start w:w="70" w:type="dxa"/>
-              <w:bottom w:w="55" w:type="dxa"/>
-              <w:end w:w="70" w:type="dxa"/>
+              <w:top w:w="72" w:type="dxa"/>
+              <w:start w:w="95" w:type="dxa"/>
+              <w:bottom w:w="72" w:type="dxa"/>
+              <w:end w:w="95" w:type="dxa"/>
             </w:tcMar>
+            <w:tcBorders>
+              <w:top w:val="single" w:sz="4" w:color="B7BCC2"/>
+              <w:left w:val="single" w:sz="4" w:color="B7BCC2"/>
+              <w:bottom w:val="single" w:sz="4" w:color="B7BCC2"/>
+              <w:right w:val="single" w:sz="4" w:color="B7BCC2"/>
+            </w:tcBorders>
           </w:tcPr>
           <w:p>
             <w:pPr>
-              <w:spacing w:after="0" w:before="0" w:line="240" w:lineRule="auto"/>
+              <w:spacing w:before="0" w:after="0" w:line="245" w:lineRule="auto"/>
             </w:pPr>
+            <w:r/>
             <w:r>
               <w:rPr>
+                <w:rFonts w:ascii="Arial" w:hAnsi="Arial" w:eastAsia="Arial" w:cs="Arial"/>
                 <w:b w:val="0"/>
-                <w:sz w:val="16"/>
-              </w:rPr>
-              <w:t>BTYAB3. Yazılım Geliştirme</w:t>
-            </w:r>
-            <w:r>
-              <w:rPr>
-                <w:rFonts w:ascii="Arial" w:hAnsi="Arial" w:eastAsia="Arial"/>
-                <w:b w:val="0"/>
+                <w:color w:val="25282B"/>
                 <w:sz w:val="17"/>
               </w:rPr>
+              <w:t>2 ders saati (80 dakika)</w:t>
             </w:r>
           </w:p>
         </w:tc>
@@ -503,60 +682,69 @@
         </w:trPr>
         <w:tc>
           <w:tcPr>
-            <w:tcW w:type="dxa" w:w="1814"/>
-            <w:vAlign w:val="center"/>
+            <w:tcW w:type="dxa" w:w="2523"/>
+            <w:vAlign w:val="top"/>
+            <w:shd w:fill="F1F2F3"/>
             <w:tcMar>
-              <w:top w:w="55" w:type="dxa"/>
-              <w:start w:w="70" w:type="dxa"/>
-              <w:bottom w:w="55" w:type="dxa"/>
-              <w:end w:w="70" w:type="dxa"/>
+              <w:top w:w="72" w:type="dxa"/>
+              <w:start w:w="95" w:type="dxa"/>
+              <w:bottom w:w="72" w:type="dxa"/>
+              <w:end w:w="95" w:type="dxa"/>
             </w:tcMar>
-            <w:shd w:fill="D9EAF7"/>
+            <w:tcBorders>
+              <w:top w:val="single" w:sz="4" w:color="B7BCC2"/>
+              <w:left w:val="single" w:sz="4" w:color="B7BCC2"/>
+              <w:bottom w:val="single" w:sz="4" w:color="B7BCC2"/>
+              <w:right w:val="single" w:sz="4" w:color="B7BCC2"/>
+            </w:tcBorders>
           </w:tcPr>
           <w:p>
             <w:pPr>
-              <w:spacing w:after="0" w:before="0" w:line="240" w:lineRule="auto"/>
+              <w:spacing w:before="0" w:after="0" w:line="245" w:lineRule="auto"/>
             </w:pPr>
             <w:r/>
             <w:r>
               <w:rPr>
-                <w:rFonts w:ascii="Arial" w:hAnsi="Arial" w:eastAsia="Arial"/>
+                <w:rFonts w:ascii="Arial" w:hAnsi="Arial" w:eastAsia="Arial" w:cs="Arial"/>
                 <w:b/>
+                <w:color w:val="25282B"/>
                 <w:sz w:val="17"/>
               </w:rPr>
-              <w:t>Kavramsal Beceriler</w:t>
+              <w:t>Tema / Ünite</w:t>
             </w:r>
           </w:p>
         </w:tc>
         <w:tc>
           <w:tcPr>
-            <w:tcW w:type="dxa" w:w="9185"/>
-            <w:vAlign w:val="center"/>
-            <w:gridSpan w:val="3"/>
+            <w:tcW w:type="dxa" w:w="7711"/>
+            <w:vAlign w:val="top"/>
+            <w:shd w:fill="FFFFFF"/>
             <w:tcMar>
-              <w:top w:w="55" w:type="dxa"/>
-              <w:start w:w="70" w:type="dxa"/>
-              <w:bottom w:w="55" w:type="dxa"/>
-              <w:end w:w="70" w:type="dxa"/>
+              <w:top w:w="72" w:type="dxa"/>
+              <w:start w:w="95" w:type="dxa"/>
+              <w:bottom w:w="72" w:type="dxa"/>
+              <w:end w:w="95" w:type="dxa"/>
             </w:tcMar>
+            <w:tcBorders>
+              <w:top w:val="single" w:sz="4" w:color="B7BCC2"/>
+              <w:left w:val="single" w:sz="4" w:color="B7BCC2"/>
+              <w:bottom w:val="single" w:sz="4" w:color="B7BCC2"/>
+              <w:right w:val="single" w:sz="4" w:color="B7BCC2"/>
+            </w:tcBorders>
           </w:tcPr>
           <w:p>
             <w:pPr>
-              <w:spacing w:after="0" w:before="0" w:line="240" w:lineRule="auto"/>
+              <w:spacing w:before="0" w:after="0" w:line="245" w:lineRule="auto"/>
             </w:pPr>
+            <w:r/>
             <w:r>
               <w:rPr>
+                <w:rFonts w:ascii="Arial" w:hAnsi="Arial" w:eastAsia="Arial" w:cs="Arial"/>
                 <w:b w:val="0"/>
-                <w:sz w:val="16"/>
-              </w:rPr>
-              <w:t>— (TYMM tema düzeyinde ayrıca belirtilmemiştir.)</w:t>
-            </w:r>
-            <w:r>
-              <w:rPr>
-                <w:rFonts w:ascii="Arial" w:hAnsi="Arial" w:eastAsia="Arial"/>
-                <w:b w:val="0"/>
+                <w:color w:val="25282B"/>
                 <w:sz w:val="17"/>
               </w:rPr>
+              <w:t>Yazılım Tasarımı ve Programlama</w:t>
             </w:r>
           </w:p>
         </w:tc>
@@ -567,60 +755,69 @@
         </w:trPr>
         <w:tc>
           <w:tcPr>
-            <w:tcW w:type="dxa" w:w="1814"/>
-            <w:vAlign w:val="center"/>
+            <w:tcW w:type="dxa" w:w="2523"/>
+            <w:vAlign w:val="top"/>
+            <w:shd w:fill="F1F2F3"/>
             <w:tcMar>
-              <w:top w:w="55" w:type="dxa"/>
-              <w:start w:w="70" w:type="dxa"/>
-              <w:bottom w:w="55" w:type="dxa"/>
-              <w:end w:w="70" w:type="dxa"/>
+              <w:top w:w="72" w:type="dxa"/>
+              <w:start w:w="95" w:type="dxa"/>
+              <w:bottom w:w="72" w:type="dxa"/>
+              <w:end w:w="95" w:type="dxa"/>
             </w:tcMar>
-            <w:shd w:fill="D9EAF7"/>
+            <w:tcBorders>
+              <w:top w:val="single" w:sz="4" w:color="B7BCC2"/>
+              <w:left w:val="single" w:sz="4" w:color="B7BCC2"/>
+              <w:bottom w:val="single" w:sz="4" w:color="B7BCC2"/>
+              <w:right w:val="single" w:sz="4" w:color="B7BCC2"/>
+            </w:tcBorders>
           </w:tcPr>
           <w:p>
             <w:pPr>
-              <w:spacing w:after="0" w:before="0" w:line="240" w:lineRule="auto"/>
+              <w:spacing w:before="0" w:after="0" w:line="245" w:lineRule="auto"/>
             </w:pPr>
             <w:r/>
             <w:r>
               <w:rPr>
-                <w:rFonts w:ascii="Arial" w:hAnsi="Arial" w:eastAsia="Arial"/>
+                <w:rFonts w:ascii="Arial" w:hAnsi="Arial" w:eastAsia="Arial" w:cs="Arial"/>
                 <w:b/>
+                <w:color w:val="25282B"/>
                 <w:sz w:val="17"/>
               </w:rPr>
-              <w:t>Eğilimler</w:t>
+              <w:t>İçerik Çerçevesi (Konu)</w:t>
             </w:r>
           </w:p>
         </w:tc>
         <w:tc>
           <w:tcPr>
-            <w:tcW w:type="dxa" w:w="9185"/>
-            <w:vAlign w:val="center"/>
-            <w:gridSpan w:val="3"/>
+            <w:tcW w:type="dxa" w:w="7711"/>
+            <w:vAlign w:val="top"/>
+            <w:shd w:fill="FFFFFF"/>
             <w:tcMar>
-              <w:top w:w="55" w:type="dxa"/>
-              <w:start w:w="70" w:type="dxa"/>
-              <w:bottom w:w="55" w:type="dxa"/>
-              <w:end w:w="70" w:type="dxa"/>
+              <w:top w:w="72" w:type="dxa"/>
+              <w:start w:w="95" w:type="dxa"/>
+              <w:bottom w:w="72" w:type="dxa"/>
+              <w:end w:w="95" w:type="dxa"/>
             </w:tcMar>
+            <w:tcBorders>
+              <w:top w:val="single" w:sz="4" w:color="B7BCC2"/>
+              <w:left w:val="single" w:sz="4" w:color="B7BCC2"/>
+              <w:bottom w:val="single" w:sz="4" w:color="B7BCC2"/>
+              <w:right w:val="single" w:sz="4" w:color="B7BCC2"/>
+            </w:tcBorders>
           </w:tcPr>
           <w:p>
             <w:pPr>
-              <w:spacing w:after="0" w:before="0" w:line="240" w:lineRule="auto"/>
+              <w:spacing w:before="0" w:after="0" w:line="245" w:lineRule="auto"/>
             </w:pPr>
+            <w:r/>
             <w:r>
               <w:rPr>
+                <w:rFonts w:ascii="Arial" w:hAnsi="Arial" w:eastAsia="Arial" w:cs="Arial"/>
                 <w:b w:val="0"/>
-                <w:sz w:val="16"/>
-              </w:rPr>
-              <w:t>E1.1. Merak, E2.1. Empati</w:t>
-            </w:r>
-            <w:r>
-              <w:rPr>
-                <w:rFonts w:ascii="Arial" w:hAnsi="Arial" w:eastAsia="Arial"/>
-                <w:b w:val="0"/>
+                <w:color w:val="25282B"/>
                 <w:sz w:val="17"/>
               </w:rPr>
+              <w:t>Yapay Zekâ Destekli Ürün Geliştirme ve Sunum</w:t>
             </w:r>
           </w:p>
         </w:tc>
@@ -631,60 +828,69 @@
         </w:trPr>
         <w:tc>
           <w:tcPr>
-            <w:tcW w:type="dxa" w:w="1814"/>
-            <w:vAlign w:val="center"/>
+            <w:tcW w:type="dxa" w:w="2523"/>
+            <w:vAlign w:val="top"/>
+            <w:shd w:fill="F1F2F3"/>
             <w:tcMar>
-              <w:top w:w="55" w:type="dxa"/>
-              <w:start w:w="70" w:type="dxa"/>
-              <w:bottom w:w="55" w:type="dxa"/>
-              <w:end w:w="70" w:type="dxa"/>
+              <w:top w:w="72" w:type="dxa"/>
+              <w:start w:w="95" w:type="dxa"/>
+              <w:bottom w:w="72" w:type="dxa"/>
+              <w:end w:w="95" w:type="dxa"/>
             </w:tcMar>
-            <w:shd w:fill="D9EAF7"/>
+            <w:tcBorders>
+              <w:top w:val="single" w:sz="4" w:color="B7BCC2"/>
+              <w:left w:val="single" w:sz="4" w:color="B7BCC2"/>
+              <w:bottom w:val="single" w:sz="4" w:color="B7BCC2"/>
+              <w:right w:val="single" w:sz="4" w:color="B7BCC2"/>
+            </w:tcBorders>
           </w:tcPr>
           <w:p>
             <w:pPr>
-              <w:spacing w:after="0" w:before="0" w:line="240" w:lineRule="auto"/>
+              <w:spacing w:before="0" w:after="0" w:line="245" w:lineRule="auto"/>
             </w:pPr>
             <w:r/>
             <w:r>
               <w:rPr>
-                <w:rFonts w:ascii="Arial" w:hAnsi="Arial" w:eastAsia="Arial"/>
+                <w:rFonts w:ascii="Arial" w:hAnsi="Arial" w:eastAsia="Arial" w:cs="Arial"/>
                 <w:b/>
+                <w:color w:val="25282B"/>
                 <w:sz w:val="17"/>
               </w:rPr>
-              <w:t>Anahtar Kavramlar</w:t>
+              <w:t>Alan Becerileri</w:t>
             </w:r>
           </w:p>
         </w:tc>
         <w:tc>
           <w:tcPr>
-            <w:tcW w:type="dxa" w:w="9185"/>
-            <w:vAlign w:val="center"/>
-            <w:gridSpan w:val="3"/>
+            <w:tcW w:type="dxa" w:w="7711"/>
+            <w:vAlign w:val="top"/>
+            <w:shd w:fill="FFFFFF"/>
             <w:tcMar>
-              <w:top w:w="55" w:type="dxa"/>
-              <w:start w:w="70" w:type="dxa"/>
-              <w:bottom w:w="55" w:type="dxa"/>
-              <w:end w:w="70" w:type="dxa"/>
+              <w:top w:w="72" w:type="dxa"/>
+              <w:start w:w="95" w:type="dxa"/>
+              <w:bottom w:w="72" w:type="dxa"/>
+              <w:end w:w="95" w:type="dxa"/>
             </w:tcMar>
+            <w:tcBorders>
+              <w:top w:val="single" w:sz="4" w:color="B7BCC2"/>
+              <w:left w:val="single" w:sz="4" w:color="B7BCC2"/>
+              <w:bottom w:val="single" w:sz="4" w:color="B7BCC2"/>
+              <w:right w:val="single" w:sz="4" w:color="B7BCC2"/>
+            </w:tcBorders>
           </w:tcPr>
           <w:p>
             <w:pPr>
-              <w:spacing w:after="0" w:before="0" w:line="240" w:lineRule="auto"/>
+              <w:spacing w:before="0" w:after="0" w:line="245" w:lineRule="auto"/>
             </w:pPr>
+            <w:r/>
             <w:r>
               <w:rPr>
+                <w:rFonts w:ascii="Arial" w:hAnsi="Arial" w:eastAsia="Arial" w:cs="Arial"/>
                 <w:b w:val="0"/>
-                <w:sz w:val="16"/>
-              </w:rPr>
-              <w:t>blok tabanlı programlama, döngüler, fonksiyon, hata ayıklama, karakter hareketleri, koşul blokları, planlama, proje, sürükle-bırak, yapay zekâ, yapay zekâ bileşenleri</w:t>
-            </w:r>
-            <w:r>
-              <w:rPr>
-                <w:rFonts w:ascii="Arial" w:hAnsi="Arial" w:eastAsia="Arial"/>
-                <w:b w:val="0"/>
+                <w:color w:val="25282B"/>
                 <w:sz w:val="17"/>
               </w:rPr>
+              <w:t>BTYAB3. Yazılım Geliştirme</w:t>
             </w:r>
           </w:p>
         </w:tc>
@@ -695,25 +901,251 @@
         </w:trPr>
         <w:tc>
           <w:tcPr>
-            <w:tcW w:type="dxa" w:w="1814"/>
-            <w:vAlign w:val="center"/>
+            <w:tcW w:type="dxa" w:w="2523"/>
+            <w:vAlign w:val="top"/>
+            <w:shd w:fill="F1F2F3"/>
             <w:tcMar>
-              <w:top w:w="55" w:type="dxa"/>
-              <w:start w:w="70" w:type="dxa"/>
-              <w:bottom w:w="55" w:type="dxa"/>
-              <w:end w:w="70" w:type="dxa"/>
+              <w:top w:w="72" w:type="dxa"/>
+              <w:start w:w="95" w:type="dxa"/>
+              <w:bottom w:w="72" w:type="dxa"/>
+              <w:end w:w="95" w:type="dxa"/>
             </w:tcMar>
-            <w:shd w:fill="D9EAF7"/>
+            <w:tcBorders>
+              <w:top w:val="single" w:sz="4" w:color="B7BCC2"/>
+              <w:left w:val="single" w:sz="4" w:color="B7BCC2"/>
+              <w:bottom w:val="single" w:sz="4" w:color="B7BCC2"/>
+              <w:right w:val="single" w:sz="4" w:color="B7BCC2"/>
+            </w:tcBorders>
           </w:tcPr>
           <w:p>
             <w:pPr>
-              <w:spacing w:after="0" w:before="0" w:line="240" w:lineRule="auto"/>
+              <w:spacing w:before="0" w:after="0" w:line="245" w:lineRule="auto"/>
             </w:pPr>
             <w:r/>
             <w:r>
               <w:rPr>
-                <w:rFonts w:ascii="Arial" w:hAnsi="Arial" w:eastAsia="Arial"/>
+                <w:rFonts w:ascii="Arial" w:hAnsi="Arial" w:eastAsia="Arial" w:cs="Arial"/>
                 <w:b/>
+                <w:color w:val="25282B"/>
+                <w:sz w:val="17"/>
+              </w:rPr>
+              <w:t>Kavramsal Beceriler</w:t>
+            </w:r>
+          </w:p>
+        </w:tc>
+        <w:tc>
+          <w:tcPr>
+            <w:tcW w:type="dxa" w:w="7711"/>
+            <w:vAlign w:val="top"/>
+            <w:shd w:fill="FFFFFF"/>
+            <w:tcMar>
+              <w:top w:w="72" w:type="dxa"/>
+              <w:start w:w="95" w:type="dxa"/>
+              <w:bottom w:w="72" w:type="dxa"/>
+              <w:end w:w="95" w:type="dxa"/>
+            </w:tcMar>
+            <w:tcBorders>
+              <w:top w:val="single" w:sz="4" w:color="B7BCC2"/>
+              <w:left w:val="single" w:sz="4" w:color="B7BCC2"/>
+              <w:bottom w:val="single" w:sz="4" w:color="B7BCC2"/>
+              <w:right w:val="single" w:sz="4" w:color="B7BCC2"/>
+            </w:tcBorders>
+          </w:tcPr>
+          <w:p>
+            <w:pPr>
+              <w:spacing w:before="0" w:after="0" w:line="245" w:lineRule="auto"/>
+            </w:pPr>
+            <w:r/>
+            <w:r>
+              <w:rPr>
+                <w:rFonts w:ascii="Arial" w:hAnsi="Arial" w:eastAsia="Arial" w:cs="Arial"/>
+                <w:b w:val="0"/>
+                <w:color w:val="25282B"/>
+                <w:sz w:val="17"/>
+              </w:rPr>
+              <w:t>— (TYMM tema düzeyinde ayrıca belirtilmemiştir.)</w:t>
+            </w:r>
+          </w:p>
+        </w:tc>
+      </w:tr>
+      <w:tr>
+        <w:trPr>
+          <w:cantSplit/>
+        </w:trPr>
+        <w:tc>
+          <w:tcPr>
+            <w:tcW w:type="dxa" w:w="2523"/>
+            <w:vAlign w:val="top"/>
+            <w:shd w:fill="F1F2F3"/>
+            <w:tcMar>
+              <w:top w:w="72" w:type="dxa"/>
+              <w:start w:w="95" w:type="dxa"/>
+              <w:bottom w:w="72" w:type="dxa"/>
+              <w:end w:w="95" w:type="dxa"/>
+            </w:tcMar>
+            <w:tcBorders>
+              <w:top w:val="single" w:sz="4" w:color="B7BCC2"/>
+              <w:left w:val="single" w:sz="4" w:color="B7BCC2"/>
+              <w:bottom w:val="single" w:sz="4" w:color="B7BCC2"/>
+              <w:right w:val="single" w:sz="4" w:color="B7BCC2"/>
+            </w:tcBorders>
+          </w:tcPr>
+          <w:p>
+            <w:pPr>
+              <w:spacing w:before="0" w:after="0" w:line="245" w:lineRule="auto"/>
+            </w:pPr>
+            <w:r/>
+            <w:r>
+              <w:rPr>
+                <w:rFonts w:ascii="Arial" w:hAnsi="Arial" w:eastAsia="Arial" w:cs="Arial"/>
+                <w:b/>
+                <w:color w:val="25282B"/>
+                <w:sz w:val="17"/>
+              </w:rPr>
+              <w:t>Eğilimler</w:t>
+            </w:r>
+          </w:p>
+        </w:tc>
+        <w:tc>
+          <w:tcPr>
+            <w:tcW w:type="dxa" w:w="7711"/>
+            <w:vAlign w:val="top"/>
+            <w:shd w:fill="FFFFFF"/>
+            <w:tcMar>
+              <w:top w:w="72" w:type="dxa"/>
+              <w:start w:w="95" w:type="dxa"/>
+              <w:bottom w:w="72" w:type="dxa"/>
+              <w:end w:w="95" w:type="dxa"/>
+            </w:tcMar>
+            <w:tcBorders>
+              <w:top w:val="single" w:sz="4" w:color="B7BCC2"/>
+              <w:left w:val="single" w:sz="4" w:color="B7BCC2"/>
+              <w:bottom w:val="single" w:sz="4" w:color="B7BCC2"/>
+              <w:right w:val="single" w:sz="4" w:color="B7BCC2"/>
+            </w:tcBorders>
+          </w:tcPr>
+          <w:p>
+            <w:pPr>
+              <w:spacing w:before="0" w:after="0" w:line="245" w:lineRule="auto"/>
+            </w:pPr>
+            <w:r/>
+            <w:r>
+              <w:rPr>
+                <w:rFonts w:ascii="Arial" w:hAnsi="Arial" w:eastAsia="Arial" w:cs="Arial"/>
+                <w:b w:val="0"/>
+                <w:color w:val="25282B"/>
+                <w:sz w:val="17"/>
+              </w:rPr>
+              <w:t>E1.1. Merak, E2.1. Empati</w:t>
+            </w:r>
+          </w:p>
+        </w:tc>
+      </w:tr>
+      <w:tr>
+        <w:trPr>
+          <w:cantSplit/>
+        </w:trPr>
+        <w:tc>
+          <w:tcPr>
+            <w:tcW w:type="dxa" w:w="2523"/>
+            <w:vAlign w:val="top"/>
+            <w:shd w:fill="F1F2F3"/>
+            <w:tcMar>
+              <w:top w:w="72" w:type="dxa"/>
+              <w:start w:w="95" w:type="dxa"/>
+              <w:bottom w:w="72" w:type="dxa"/>
+              <w:end w:w="95" w:type="dxa"/>
+            </w:tcMar>
+            <w:tcBorders>
+              <w:top w:val="single" w:sz="4" w:color="B7BCC2"/>
+              <w:left w:val="single" w:sz="4" w:color="B7BCC2"/>
+              <w:bottom w:val="single" w:sz="4" w:color="B7BCC2"/>
+              <w:right w:val="single" w:sz="4" w:color="B7BCC2"/>
+            </w:tcBorders>
+          </w:tcPr>
+          <w:p>
+            <w:pPr>
+              <w:spacing w:before="0" w:after="0" w:line="245" w:lineRule="auto"/>
+            </w:pPr>
+            <w:r/>
+            <w:r>
+              <w:rPr>
+                <w:rFonts w:ascii="Arial" w:hAnsi="Arial" w:eastAsia="Arial" w:cs="Arial"/>
+                <w:b/>
+                <w:color w:val="25282B"/>
+                <w:sz w:val="17"/>
+              </w:rPr>
+              <w:t>Anahtar Kavramlar</w:t>
+            </w:r>
+          </w:p>
+        </w:tc>
+        <w:tc>
+          <w:tcPr>
+            <w:tcW w:type="dxa" w:w="7711"/>
+            <w:vAlign w:val="top"/>
+            <w:shd w:fill="FFFFFF"/>
+            <w:tcMar>
+              <w:top w:w="72" w:type="dxa"/>
+              <w:start w:w="95" w:type="dxa"/>
+              <w:bottom w:w="72" w:type="dxa"/>
+              <w:end w:w="95" w:type="dxa"/>
+            </w:tcMar>
+            <w:tcBorders>
+              <w:top w:val="single" w:sz="4" w:color="B7BCC2"/>
+              <w:left w:val="single" w:sz="4" w:color="B7BCC2"/>
+              <w:bottom w:val="single" w:sz="4" w:color="B7BCC2"/>
+              <w:right w:val="single" w:sz="4" w:color="B7BCC2"/>
+            </w:tcBorders>
+          </w:tcPr>
+          <w:p>
+            <w:pPr>
+              <w:spacing w:before="0" w:after="0" w:line="245" w:lineRule="auto"/>
+            </w:pPr>
+            <w:r/>
+            <w:r>
+              <w:rPr>
+                <w:rFonts w:ascii="Arial" w:hAnsi="Arial" w:eastAsia="Arial" w:cs="Arial"/>
+                <w:b w:val="0"/>
+                <w:color w:val="25282B"/>
+                <w:sz w:val="17"/>
+              </w:rPr>
+              <w:t>blok tabanlı programlama, döngüler, fonksiyon, hata ayıklama, karakter hareketleri, koşul blokları, planlama, proje, sürükle-bırak, yapay zekâ, yapay zekâ bileşenleri</w:t>
+            </w:r>
+          </w:p>
+        </w:tc>
+      </w:tr>
+      <w:tr>
+        <w:trPr>
+          <w:cantSplit/>
+        </w:trPr>
+        <w:tc>
+          <w:tcPr>
+            <w:tcW w:type="dxa" w:w="2523"/>
+            <w:vAlign w:val="top"/>
+            <w:shd w:fill="F1F2F3"/>
+            <w:tcMar>
+              <w:top w:w="72" w:type="dxa"/>
+              <w:start w:w="95" w:type="dxa"/>
+              <w:bottom w:w="72" w:type="dxa"/>
+              <w:end w:w="95" w:type="dxa"/>
+            </w:tcMar>
+            <w:tcBorders>
+              <w:top w:val="single" w:sz="4" w:color="B7BCC2"/>
+              <w:left w:val="single" w:sz="4" w:color="B7BCC2"/>
+              <w:bottom w:val="single" w:sz="4" w:color="B7BCC2"/>
+              <w:right w:val="single" w:sz="4" w:color="B7BCC2"/>
+            </w:tcBorders>
+          </w:tcPr>
+          <w:p>
+            <w:pPr>
+              <w:spacing w:before="0" w:after="0" w:line="245" w:lineRule="auto"/>
+            </w:pPr>
+            <w:r/>
+            <w:r>
+              <w:rPr>
+                <w:rFonts w:ascii="Arial" w:hAnsi="Arial" w:eastAsia="Arial" w:cs="Arial"/>
+                <w:b/>
+                <w:color w:val="25282B"/>
                 <w:sz w:val="17"/>
               </w:rPr>
               <w:t>Öğrenme Çıktısı ve</w:t>
@@ -724,24 +1156,33 @@
         </w:tc>
         <w:tc>
           <w:tcPr>
-            <w:tcW w:type="dxa" w:w="9185"/>
-            <w:vAlign w:val="center"/>
-            <w:gridSpan w:val="3"/>
+            <w:tcW w:type="dxa" w:w="7711"/>
+            <w:vAlign w:val="top"/>
+            <w:shd w:fill="FFFFFF"/>
             <w:tcMar>
-              <w:top w:w="55" w:type="dxa"/>
-              <w:start w:w="70" w:type="dxa"/>
-              <w:bottom w:w="55" w:type="dxa"/>
-              <w:end w:w="70" w:type="dxa"/>
+              <w:top w:w="72" w:type="dxa"/>
+              <w:start w:w="95" w:type="dxa"/>
+              <w:bottom w:w="72" w:type="dxa"/>
+              <w:end w:w="95" w:type="dxa"/>
             </w:tcMar>
+            <w:tcBorders>
+              <w:top w:val="single" w:sz="4" w:color="B7BCC2"/>
+              <w:left w:val="single" w:sz="4" w:color="B7BCC2"/>
+              <w:bottom w:val="single" w:sz="4" w:color="B7BCC2"/>
+              <w:right w:val="single" w:sz="4" w:color="B7BCC2"/>
+            </w:tcBorders>
           </w:tcPr>
           <w:p>
             <w:pPr>
-              <w:spacing w:after="0" w:before="0" w:line="240" w:lineRule="auto"/>
+              <w:spacing w:before="0" w:after="0" w:line="245" w:lineRule="auto"/>
             </w:pPr>
+            <w:r/>
             <w:r>
               <w:rPr>
-                <w:b w:val="0"/>
-                <w:sz w:val="16"/>
+                <w:rFonts w:ascii="Arial" w:hAnsi="Arial" w:eastAsia="Arial" w:cs="Arial"/>
+                <w:b/>
+                <w:color w:val="25282B"/>
+                <w:sz w:val="17"/>
               </w:rPr>
               <w:t>BTY.6.6.3. Blok tabanlı ortamda yapay zekâ destekli ürün ortaya koyabilme</w:t>
               <w:br/>
@@ -753,11 +1194,78 @@
               <w:br/>
               <w:t>ç) Blok tabanlı ortamda yapay zekâ destekli ürünü belirlenen ölçütleri karşılayacak şekilde çalışır hâle getirir.</w:t>
             </w:r>
+          </w:p>
+        </w:tc>
+      </w:tr>
+      <w:tr>
+        <w:trPr>
+          <w:cantSplit/>
+        </w:trPr>
+        <w:tc>
+          <w:tcPr>
+            <w:tcW w:type="dxa" w:w="2523"/>
+            <w:vAlign w:val="top"/>
+            <w:shd w:fill="F1F2F3"/>
+            <w:tcMar>
+              <w:top w:w="72" w:type="dxa"/>
+              <w:start w:w="95" w:type="dxa"/>
+              <w:bottom w:w="72" w:type="dxa"/>
+              <w:end w:w="95" w:type="dxa"/>
+            </w:tcMar>
+            <w:tcBorders>
+              <w:top w:val="single" w:sz="4" w:color="B7BCC2"/>
+              <w:left w:val="single" w:sz="4" w:color="B7BCC2"/>
+              <w:bottom w:val="single" w:sz="4" w:color="B7BCC2"/>
+              <w:right w:val="single" w:sz="4" w:color="B7BCC2"/>
+            </w:tcBorders>
+          </w:tcPr>
+          <w:p>
+            <w:pPr>
+              <w:spacing w:before="0" w:after="0" w:line="245" w:lineRule="auto"/>
+            </w:pPr>
+            <w:r/>
             <w:r>
               <w:rPr>
-                <w:rFonts w:ascii="Arial" w:hAnsi="Arial" w:eastAsia="Arial"/>
+                <w:rFonts w:ascii="Arial" w:hAnsi="Arial" w:eastAsia="Arial" w:cs="Arial"/>
+                <w:b/>
+                <w:color w:val="25282B"/>
                 <w:sz w:val="17"/>
               </w:rPr>
+              <w:t>Yöntem / Teknik</w:t>
+            </w:r>
+          </w:p>
+        </w:tc>
+        <w:tc>
+          <w:tcPr>
+            <w:tcW w:type="dxa" w:w="7711"/>
+            <w:vAlign w:val="top"/>
+            <w:shd w:fill="FFFFFF"/>
+            <w:tcMar>
+              <w:top w:w="72" w:type="dxa"/>
+              <w:start w:w="95" w:type="dxa"/>
+              <w:bottom w:w="72" w:type="dxa"/>
+              <w:end w:w="95" w:type="dxa"/>
+            </w:tcMar>
+            <w:tcBorders>
+              <w:top w:val="single" w:sz="4" w:color="B7BCC2"/>
+              <w:left w:val="single" w:sz="4" w:color="B7BCC2"/>
+              <w:bottom w:val="single" w:sz="4" w:color="B7BCC2"/>
+              <w:right w:val="single" w:sz="4" w:color="B7BCC2"/>
+            </w:tcBorders>
+          </w:tcPr>
+          <w:p>
+            <w:pPr>
+              <w:spacing w:before="0" w:after="0" w:line="245" w:lineRule="auto"/>
+            </w:pPr>
+            <w:r/>
+            <w:r>
+              <w:rPr>
+                <w:rFonts w:ascii="Arial" w:hAnsi="Arial" w:eastAsia="Arial" w:cs="Arial"/>
+                <w:b w:val="0"/>
+                <w:color w:val="25282B"/>
+                <w:sz w:val="17"/>
+              </w:rPr>
+              <w:t>proje tabanlı öğrenme, gösterip yaptırma, problem çözme, iş birlikli öğrenme, hata ayıklama, akran değerlendirme</w:t>
             </w:r>
           </w:p>
         </w:tc>
@@ -768,83 +1276,32 @@
         </w:trPr>
         <w:tc>
           <w:tcPr>
-            <w:tcW w:type="dxa" w:w="1814"/>
-            <w:vAlign w:val="center"/>
+            <w:tcW w:type="dxa" w:w="2523"/>
+            <w:vAlign w:val="top"/>
+            <w:shd w:fill="F1F2F3"/>
             <w:tcMar>
-              <w:top w:w="55" w:type="dxa"/>
-              <w:start w:w="70" w:type="dxa"/>
-              <w:bottom w:w="55" w:type="dxa"/>
-              <w:end w:w="70" w:type="dxa"/>
+              <w:top w:w="72" w:type="dxa"/>
+              <w:start w:w="95" w:type="dxa"/>
+              <w:bottom w:w="72" w:type="dxa"/>
+              <w:end w:w="95" w:type="dxa"/>
             </w:tcMar>
-            <w:shd w:fill="D9EAF7"/>
+            <w:tcBorders>
+              <w:top w:val="single" w:sz="4" w:color="B7BCC2"/>
+              <w:left w:val="single" w:sz="4" w:color="B7BCC2"/>
+              <w:bottom w:val="single" w:sz="4" w:color="B7BCC2"/>
+              <w:right w:val="single" w:sz="4" w:color="B7BCC2"/>
+            </w:tcBorders>
           </w:tcPr>
           <w:p>
             <w:pPr>
-              <w:spacing w:after="0" w:before="0" w:line="240" w:lineRule="auto"/>
+              <w:spacing w:before="0" w:after="0" w:line="245" w:lineRule="auto"/>
             </w:pPr>
             <w:r/>
             <w:r>
               <w:rPr>
-                <w:rFonts w:ascii="Arial" w:hAnsi="Arial" w:eastAsia="Arial"/>
+                <w:rFonts w:ascii="Arial" w:hAnsi="Arial" w:eastAsia="Arial" w:cs="Arial"/>
                 <w:b/>
-                <w:sz w:val="17"/>
-              </w:rPr>
-              <w:t>Yöntem / Teknik</w:t>
-            </w:r>
-          </w:p>
-        </w:tc>
-        <w:tc>
-          <w:tcPr>
-            <w:tcW w:type="dxa" w:w="3969"/>
-            <w:vAlign w:val="center"/>
-            <w:tcMar>
-              <w:top w:w="55" w:type="dxa"/>
-              <w:start w:w="70" w:type="dxa"/>
-              <w:bottom w:w="55" w:type="dxa"/>
-              <w:end w:w="70" w:type="dxa"/>
-            </w:tcMar>
-          </w:tcPr>
-          <w:p>
-            <w:pPr>
-              <w:spacing w:after="0" w:before="0" w:line="240" w:lineRule="auto"/>
-            </w:pPr>
-            <w:r>
-              <w:rPr>
-                <w:b w:val="0"/>
-                <w:sz w:val="16"/>
-              </w:rPr>
-              <w:t>proje tabanlı öğrenme, gösterip yaptırma, problem çözme, iş birlikli öğrenme, hata ayıklama, akran değerlendirme</w:t>
-            </w:r>
-            <w:r>
-              <w:rPr>
-                <w:rFonts w:ascii="Arial" w:hAnsi="Arial" w:eastAsia="Arial"/>
-                <w:b w:val="0"/>
-                <w:sz w:val="17"/>
-              </w:rPr>
-            </w:r>
-          </w:p>
-        </w:tc>
-        <w:tc>
-          <w:tcPr>
-            <w:tcW w:type="dxa" w:w="1361"/>
-            <w:vAlign w:val="center"/>
-            <w:tcMar>
-              <w:top w:w="55" w:type="dxa"/>
-              <w:start w:w="70" w:type="dxa"/>
-              <w:bottom w:w="55" w:type="dxa"/>
-              <w:end w:w="70" w:type="dxa"/>
-            </w:tcMar>
-            <w:shd w:fill="D9EAF7"/>
-          </w:tcPr>
-          <w:p>
-            <w:pPr>
-              <w:spacing w:after="0" w:before="0" w:line="240" w:lineRule="auto"/>
-            </w:pPr>
-            <w:r/>
-            <w:r>
-              <w:rPr>
-                <w:rFonts w:ascii="Arial" w:hAnsi="Arial" w:eastAsia="Arial"/>
-                <w:b/>
+                <w:color w:val="25282B"/>
                 <w:sz w:val="17"/>
               </w:rPr>
               <w:t>Araç-Gereç / Materyal</w:t>
@@ -853,32 +1310,35 @@
         </w:tc>
         <w:tc>
           <w:tcPr>
-            <w:tcW w:type="dxa" w:w="3855"/>
-            <w:vAlign w:val="center"/>
+            <w:tcW w:type="dxa" w:w="7711"/>
+            <w:vAlign w:val="top"/>
+            <w:shd w:fill="FFFFFF"/>
             <w:tcMar>
-              <w:top w:w="55" w:type="dxa"/>
-              <w:start w:w="70" w:type="dxa"/>
-              <w:bottom w:w="55" w:type="dxa"/>
-              <w:end w:w="70" w:type="dxa"/>
+              <w:top w:w="72" w:type="dxa"/>
+              <w:start w:w="95" w:type="dxa"/>
+              <w:bottom w:w="72" w:type="dxa"/>
+              <w:end w:w="95" w:type="dxa"/>
             </w:tcMar>
+            <w:tcBorders>
+              <w:top w:val="single" w:sz="4" w:color="B7BCC2"/>
+              <w:left w:val="single" w:sz="4" w:color="B7BCC2"/>
+              <w:bottom w:val="single" w:sz="4" w:color="B7BCC2"/>
+              <w:right w:val="single" w:sz="4" w:color="B7BCC2"/>
+            </w:tcBorders>
           </w:tcPr>
           <w:p>
             <w:pPr>
-              <w:spacing w:after="0" w:before="0" w:line="240" w:lineRule="auto"/>
+              <w:spacing w:before="0" w:after="0" w:line="245" w:lineRule="auto"/>
             </w:pPr>
+            <w:r/>
             <w:r>
               <w:rPr>
+                <w:rFonts w:ascii="Arial" w:hAnsi="Arial" w:eastAsia="Arial" w:cs="Arial"/>
                 <w:b w:val="0"/>
-                <w:sz w:val="16"/>
+                <w:color w:val="25282B"/>
+                <w:sz w:val="17"/>
               </w:rPr>
               <w:t>bilgisayar, blok tabanlı programlama ortamı, proje planı/test tablosu, gerekirse öğretmen kontrollü yapay zekâ bileşeni, kontrol listesi</w:t>
-            </w:r>
-            <w:r>
-              <w:rPr>
-                <w:rFonts w:ascii="Arial" w:hAnsi="Arial" w:eastAsia="Arial"/>
-                <w:b w:val="0"/>
-                <w:sz w:val="17"/>
-              </w:rPr>
             </w:r>
           </w:p>
         </w:tc>
@@ -886,15 +1346,9 @@
     </w:tbl>
     <w:p>
       <w:pPr>
-        <w:pStyle w:val="SectionHead"/>
-        <w:jc w:val="left"/>
+        <w:widowControl/>
+        <w:spacing w:after="0"/>
       </w:pPr>
-      <w:r>
-        <w:rPr>
-          <w:color w:val="1F4E78"/>
-        </w:rPr>
-        <w:t>II. BÖLÜM: PROGRAMLAR ARASI BİLEŞENLER</w:t>
-      </w:r>
     </w:p>
     <w:tbl>
       <w:tblPr>
@@ -902,18 +1356,55 @@
         <w:jc w:val="center"/>
         <w:tblLayout w:type="fixed"/>
         <w:tblLook w:firstColumn="1" w:firstRow="1" w:lastColumn="0" w:lastRow="0" w:noHBand="0" w:noVBand="1" w:val="04A0"/>
-        <w:tblBorders>
-          <w:top w:val="single" w:sz="5" w:color="7F8C8D"/>
-          <w:left w:val="single" w:sz="5" w:color="7F8C8D"/>
-          <w:bottom w:val="single" w:sz="5" w:color="7F8C8D"/>
-          <w:right w:val="single" w:sz="5" w:color="7F8C8D"/>
-          <w:insideH w:val="single" w:sz="5" w:color="7F8C8D"/>
-          <w:insideV w:val="single" w:sz="5" w:color="7F8C8D"/>
-        </w:tblBorders>
       </w:tblPr>
       <w:tblGrid>
-        <w:gridCol w:w="5273"/>
-        <w:gridCol w:w="5273"/>
+        <w:gridCol w:w="10234"/>
+      </w:tblGrid>
+      <w:tr>
+        <w:tc>
+          <w:tcPr>
+            <w:tcW w:type="dxa" w:w="10234"/>
+            <w:shd w:fill="D9D9D9"/>
+            <w:tcMar>
+              <w:top w:w="65" w:type="dxa"/>
+              <w:start w:w="100" w:type="dxa"/>
+              <w:bottom w:w="65" w:type="dxa"/>
+              <w:end w:w="100" w:type="dxa"/>
+            </w:tcMar>
+            <w:tcBorders>
+              <w:top w:val="single" w:sz="5" w:color="8F949A"/>
+              <w:left w:val="single" w:sz="5" w:color="8F949A"/>
+              <w:bottom w:val="single" w:sz="5" w:color="8F949A"/>
+              <w:right w:val="single" w:sz="5" w:color="8F949A"/>
+            </w:tcBorders>
+          </w:tcPr>
+          <w:p>
+            <w:pPr>
+              <w:spacing w:after="0"/>
+            </w:pPr>
+            <w:r>
+              <w:rPr>
+                <w:rFonts w:ascii="Arial" w:hAnsi="Arial" w:eastAsia="Arial" w:cs="Arial"/>
+                <w:b/>
+                <w:color w:val="25282B"/>
+                <w:sz w:val="18"/>
+              </w:rPr>
+              <w:t>II. BÖLÜM: PROGRAMLAR ARASI BİLEŞENLER</w:t>
+            </w:r>
+          </w:p>
+        </w:tc>
+      </w:tr>
+    </w:tbl>
+    <w:tbl>
+      <w:tblPr>
+        <w:tblW w:type="auto" w:w="0"/>
+        <w:jc w:val="center"/>
+        <w:tblLayout w:type="fixed"/>
+        <w:tblLook w:firstColumn="1" w:firstRow="1" w:lastColumn="0" w:lastRow="0" w:noHBand="0" w:noVBand="1" w:val="04A0"/>
+      </w:tblPr>
+      <w:tblGrid>
+        <w:gridCol w:w="2523"/>
+        <w:gridCol w:w="7711"/>
       </w:tblGrid>
       <w:tr>
         <w:trPr>
@@ -921,25 +1412,32 @@
         </w:trPr>
         <w:tc>
           <w:tcPr>
-            <w:tcW w:type="dxa" w:w="2438"/>
-            <w:vAlign w:val="center"/>
+            <w:tcW w:type="dxa" w:w="2523"/>
+            <w:vAlign w:val="top"/>
+            <w:shd w:fill="F1F2F3"/>
             <w:tcMar>
-              <w:top w:w="55" w:type="dxa"/>
-              <w:start w:w="70" w:type="dxa"/>
-              <w:bottom w:w="55" w:type="dxa"/>
-              <w:end w:w="70" w:type="dxa"/>
+              <w:top w:w="72" w:type="dxa"/>
+              <w:start w:w="95" w:type="dxa"/>
+              <w:bottom w:w="72" w:type="dxa"/>
+              <w:end w:w="95" w:type="dxa"/>
             </w:tcMar>
-            <w:shd w:fill="D9EAF7"/>
+            <w:tcBorders>
+              <w:top w:val="single" w:sz="4" w:color="B7BCC2"/>
+              <w:left w:val="single" w:sz="4" w:color="B7BCC2"/>
+              <w:bottom w:val="single" w:sz="4" w:color="B7BCC2"/>
+              <w:right w:val="single" w:sz="4" w:color="B7BCC2"/>
+            </w:tcBorders>
           </w:tcPr>
           <w:p>
             <w:pPr>
-              <w:spacing w:after="0" w:before="0" w:line="240" w:lineRule="auto"/>
+              <w:spacing w:before="0" w:after="0" w:line="245" w:lineRule="auto"/>
             </w:pPr>
             <w:r/>
             <w:r>
               <w:rPr>
-                <w:rFonts w:ascii="Arial" w:hAnsi="Arial" w:eastAsia="Arial"/>
+                <w:rFonts w:ascii="Arial" w:hAnsi="Arial" w:eastAsia="Arial" w:cs="Arial"/>
                 <w:b/>
+                <w:color w:val="25282B"/>
                 <w:sz w:val="17"/>
               </w:rPr>
               <w:t>Sosyal-Duygusal Öğrenme Becerileri</w:t>
@@ -948,32 +1446,35 @@
         </w:tc>
         <w:tc>
           <w:tcPr>
-            <w:tcW w:type="dxa" w:w="8561"/>
-            <w:vAlign w:val="center"/>
+            <w:tcW w:type="dxa" w:w="7711"/>
+            <w:vAlign w:val="top"/>
+            <w:shd w:fill="FFFFFF"/>
             <w:tcMar>
-              <w:top w:w="55" w:type="dxa"/>
-              <w:start w:w="70" w:type="dxa"/>
-              <w:bottom w:w="55" w:type="dxa"/>
-              <w:end w:w="70" w:type="dxa"/>
+              <w:top w:w="72" w:type="dxa"/>
+              <w:start w:w="95" w:type="dxa"/>
+              <w:bottom w:w="72" w:type="dxa"/>
+              <w:end w:w="95" w:type="dxa"/>
             </w:tcMar>
+            <w:tcBorders>
+              <w:top w:val="single" w:sz="4" w:color="B7BCC2"/>
+              <w:left w:val="single" w:sz="4" w:color="B7BCC2"/>
+              <w:bottom w:val="single" w:sz="4" w:color="B7BCC2"/>
+              <w:right w:val="single" w:sz="4" w:color="B7BCC2"/>
+            </w:tcBorders>
           </w:tcPr>
           <w:p>
             <w:pPr>
-              <w:spacing w:after="0" w:before="0" w:line="240" w:lineRule="auto"/>
+              <w:spacing w:before="0" w:after="0" w:line="245" w:lineRule="auto"/>
             </w:pPr>
+            <w:r/>
             <w:r>
               <w:rPr>
+                <w:rFonts w:ascii="Arial" w:hAnsi="Arial" w:eastAsia="Arial" w:cs="Arial"/>
                 <w:b w:val="0"/>
-                <w:sz w:val="16"/>
+                <w:color w:val="25282B"/>
+                <w:sz w:val="17"/>
               </w:rPr>
               <w:t>SDB1.2. Öz Düzenleme, SDB2.2. İş Birliği, SDB3.3. Sorumlu Karar Verme (tema düzeyindeki bileşenlerden bu haftanın etkinliklerinde öne çıkanlar)</w:t>
-            </w:r>
-            <w:r>
-              <w:rPr>
-                <w:rFonts w:ascii="Arial" w:hAnsi="Arial" w:eastAsia="Arial"/>
-                <w:b w:val="0"/>
-                <w:sz w:val="17"/>
-              </w:rPr>
             </w:r>
           </w:p>
         </w:tc>
@@ -984,25 +1485,32 @@
         </w:trPr>
         <w:tc>
           <w:tcPr>
-            <w:tcW w:type="dxa" w:w="2438"/>
-            <w:vAlign w:val="center"/>
+            <w:tcW w:type="dxa" w:w="2523"/>
+            <w:vAlign w:val="top"/>
+            <w:shd w:fill="F1F2F3"/>
             <w:tcMar>
-              <w:top w:w="55" w:type="dxa"/>
-              <w:start w:w="70" w:type="dxa"/>
-              <w:bottom w:w="55" w:type="dxa"/>
-              <w:end w:w="70" w:type="dxa"/>
+              <w:top w:w="72" w:type="dxa"/>
+              <w:start w:w="95" w:type="dxa"/>
+              <w:bottom w:w="72" w:type="dxa"/>
+              <w:end w:w="95" w:type="dxa"/>
             </w:tcMar>
-            <w:shd w:fill="D9EAF7"/>
+            <w:tcBorders>
+              <w:top w:val="single" w:sz="4" w:color="B7BCC2"/>
+              <w:left w:val="single" w:sz="4" w:color="B7BCC2"/>
+              <w:bottom w:val="single" w:sz="4" w:color="B7BCC2"/>
+              <w:right w:val="single" w:sz="4" w:color="B7BCC2"/>
+            </w:tcBorders>
           </w:tcPr>
           <w:p>
             <w:pPr>
-              <w:spacing w:after="0" w:before="0" w:line="240" w:lineRule="auto"/>
+              <w:spacing w:before="0" w:after="0" w:line="245" w:lineRule="auto"/>
             </w:pPr>
             <w:r/>
             <w:r>
               <w:rPr>
-                <w:rFonts w:ascii="Arial" w:hAnsi="Arial" w:eastAsia="Arial"/>
+                <w:rFonts w:ascii="Arial" w:hAnsi="Arial" w:eastAsia="Arial" w:cs="Arial"/>
                 <w:b/>
+                <w:color w:val="25282B"/>
                 <w:sz w:val="17"/>
               </w:rPr>
               <w:t>Değerler</w:t>
@@ -1011,32 +1519,35 @@
         </w:tc>
         <w:tc>
           <w:tcPr>
-            <w:tcW w:type="dxa" w:w="8561"/>
-            <w:vAlign w:val="center"/>
+            <w:tcW w:type="dxa" w:w="7711"/>
+            <w:vAlign w:val="top"/>
+            <w:shd w:fill="FFFFFF"/>
             <w:tcMar>
-              <w:top w:w="55" w:type="dxa"/>
-              <w:start w:w="70" w:type="dxa"/>
-              <w:bottom w:w="55" w:type="dxa"/>
-              <w:end w:w="70" w:type="dxa"/>
+              <w:top w:w="72" w:type="dxa"/>
+              <w:start w:w="95" w:type="dxa"/>
+              <w:bottom w:w="72" w:type="dxa"/>
+              <w:end w:w="95" w:type="dxa"/>
             </w:tcMar>
+            <w:tcBorders>
+              <w:top w:val="single" w:sz="4" w:color="B7BCC2"/>
+              <w:left w:val="single" w:sz="4" w:color="B7BCC2"/>
+              <w:bottom w:val="single" w:sz="4" w:color="B7BCC2"/>
+              <w:right w:val="single" w:sz="4" w:color="B7BCC2"/>
+            </w:tcBorders>
           </w:tcPr>
           <w:p>
             <w:pPr>
-              <w:spacing w:after="0" w:before="0" w:line="240" w:lineRule="auto"/>
+              <w:spacing w:before="0" w:after="0" w:line="245" w:lineRule="auto"/>
             </w:pPr>
+            <w:r/>
             <w:r>
               <w:rPr>
+                <w:rFonts w:ascii="Arial" w:hAnsi="Arial" w:eastAsia="Arial" w:cs="Arial"/>
                 <w:b w:val="0"/>
-                <w:sz w:val="16"/>
+                <w:color w:val="25282B"/>
+                <w:sz w:val="17"/>
               </w:rPr>
               <w:t>D3. Çalışkanlık, D6. Dürüstlük, D12. Sabır (tema düzeyindeki değerlerden bu haftada öne çıkanlar)</w:t>
-            </w:r>
-            <w:r>
-              <w:rPr>
-                <w:rFonts w:ascii="Arial" w:hAnsi="Arial" w:eastAsia="Arial"/>
-                <w:b w:val="0"/>
-                <w:sz w:val="17"/>
-              </w:rPr>
             </w:r>
           </w:p>
         </w:tc>
@@ -1047,25 +1558,32 @@
         </w:trPr>
         <w:tc>
           <w:tcPr>
-            <w:tcW w:type="dxa" w:w="2438"/>
-            <w:vAlign w:val="center"/>
+            <w:tcW w:type="dxa" w:w="2523"/>
+            <w:vAlign w:val="top"/>
+            <w:shd w:fill="F1F2F3"/>
             <w:tcMar>
-              <w:top w:w="55" w:type="dxa"/>
-              <w:start w:w="70" w:type="dxa"/>
-              <w:bottom w:w="55" w:type="dxa"/>
-              <w:end w:w="70" w:type="dxa"/>
+              <w:top w:w="72" w:type="dxa"/>
+              <w:start w:w="95" w:type="dxa"/>
+              <w:bottom w:w="72" w:type="dxa"/>
+              <w:end w:w="95" w:type="dxa"/>
             </w:tcMar>
-            <w:shd w:fill="D9EAF7"/>
+            <w:tcBorders>
+              <w:top w:val="single" w:sz="4" w:color="B7BCC2"/>
+              <w:left w:val="single" w:sz="4" w:color="B7BCC2"/>
+              <w:bottom w:val="single" w:sz="4" w:color="B7BCC2"/>
+              <w:right w:val="single" w:sz="4" w:color="B7BCC2"/>
+            </w:tcBorders>
           </w:tcPr>
           <w:p>
             <w:pPr>
-              <w:spacing w:after="0" w:before="0" w:line="240" w:lineRule="auto"/>
+              <w:spacing w:before="0" w:after="0" w:line="245" w:lineRule="auto"/>
             </w:pPr>
             <w:r/>
             <w:r>
               <w:rPr>
-                <w:rFonts w:ascii="Arial" w:hAnsi="Arial" w:eastAsia="Arial"/>
+                <w:rFonts w:ascii="Arial" w:hAnsi="Arial" w:eastAsia="Arial" w:cs="Arial"/>
                 <w:b/>
+                <w:color w:val="25282B"/>
                 <w:sz w:val="17"/>
               </w:rPr>
               <w:t>Okuryazarlık Becerileri</w:t>
@@ -1074,32 +1592,35 @@
         </w:tc>
         <w:tc>
           <w:tcPr>
-            <w:tcW w:type="dxa" w:w="8561"/>
-            <w:vAlign w:val="center"/>
+            <w:tcW w:type="dxa" w:w="7711"/>
+            <w:vAlign w:val="top"/>
+            <w:shd w:fill="FFFFFF"/>
             <w:tcMar>
-              <w:top w:w="55" w:type="dxa"/>
-              <w:start w:w="70" w:type="dxa"/>
-              <w:bottom w:w="55" w:type="dxa"/>
-              <w:end w:w="70" w:type="dxa"/>
+              <w:top w:w="72" w:type="dxa"/>
+              <w:start w:w="95" w:type="dxa"/>
+              <w:bottom w:w="72" w:type="dxa"/>
+              <w:end w:w="95" w:type="dxa"/>
             </w:tcMar>
+            <w:tcBorders>
+              <w:top w:val="single" w:sz="4" w:color="B7BCC2"/>
+              <w:left w:val="single" w:sz="4" w:color="B7BCC2"/>
+              <w:bottom w:val="single" w:sz="4" w:color="B7BCC2"/>
+              <w:right w:val="single" w:sz="4" w:color="B7BCC2"/>
+            </w:tcBorders>
           </w:tcPr>
           <w:p>
             <w:pPr>
-              <w:spacing w:after="0" w:before="0" w:line="240" w:lineRule="auto"/>
+              <w:spacing w:before="0" w:after="0" w:line="245" w:lineRule="auto"/>
             </w:pPr>
+            <w:r/>
             <w:r>
               <w:rPr>
+                <w:rFonts w:ascii="Arial" w:hAnsi="Arial" w:eastAsia="Arial" w:cs="Arial"/>
                 <w:b w:val="0"/>
-                <w:sz w:val="16"/>
+                <w:color w:val="25282B"/>
+                <w:sz w:val="17"/>
               </w:rPr>
               <w:t>OB1. Bilgi Okuryazarlığı, OB2. Dijital Okuryazarlık (tema düzeyindeki okuryazarlıklardan bu haftada öne çıkanlar)</w:t>
-            </w:r>
-            <w:r>
-              <w:rPr>
-                <w:rFonts w:ascii="Arial" w:hAnsi="Arial" w:eastAsia="Arial"/>
-                <w:b w:val="0"/>
-                <w:sz w:val="17"/>
-              </w:rPr>
             </w:r>
           </w:p>
         </w:tc>
@@ -1110,25 +1631,32 @@
         </w:trPr>
         <w:tc>
           <w:tcPr>
-            <w:tcW w:type="dxa" w:w="2438"/>
-            <w:vAlign w:val="center"/>
+            <w:tcW w:type="dxa" w:w="2523"/>
+            <w:vAlign w:val="top"/>
+            <w:shd w:fill="F1F2F3"/>
             <w:tcMar>
-              <w:top w:w="55" w:type="dxa"/>
-              <w:start w:w="70" w:type="dxa"/>
-              <w:bottom w:w="55" w:type="dxa"/>
-              <w:end w:w="70" w:type="dxa"/>
+              <w:top w:w="72" w:type="dxa"/>
+              <w:start w:w="95" w:type="dxa"/>
+              <w:bottom w:w="72" w:type="dxa"/>
+              <w:end w:w="95" w:type="dxa"/>
             </w:tcMar>
-            <w:shd w:fill="D9EAF7"/>
+            <w:tcBorders>
+              <w:top w:val="single" w:sz="4" w:color="B7BCC2"/>
+              <w:left w:val="single" w:sz="4" w:color="B7BCC2"/>
+              <w:bottom w:val="single" w:sz="4" w:color="B7BCC2"/>
+              <w:right w:val="single" w:sz="4" w:color="B7BCC2"/>
+            </w:tcBorders>
           </w:tcPr>
           <w:p>
             <w:pPr>
-              <w:spacing w:after="0" w:before="0" w:line="240" w:lineRule="auto"/>
+              <w:spacing w:before="0" w:after="0" w:line="245" w:lineRule="auto"/>
             </w:pPr>
             <w:r/>
             <w:r>
               <w:rPr>
-                <w:rFonts w:ascii="Arial" w:hAnsi="Arial" w:eastAsia="Arial"/>
+                <w:rFonts w:ascii="Arial" w:hAnsi="Arial" w:eastAsia="Arial" w:cs="Arial"/>
                 <w:b/>
+                <w:color w:val="25282B"/>
                 <w:sz w:val="17"/>
               </w:rPr>
               <w:t>Beceriler Arası İlişkiler</w:t>
@@ -1137,32 +1665,35 @@
         </w:tc>
         <w:tc>
           <w:tcPr>
-            <w:tcW w:type="dxa" w:w="8561"/>
-            <w:vAlign w:val="center"/>
+            <w:tcW w:type="dxa" w:w="7711"/>
+            <w:vAlign w:val="top"/>
+            <w:shd w:fill="FFFFFF"/>
             <w:tcMar>
-              <w:top w:w="55" w:type="dxa"/>
-              <w:start w:w="70" w:type="dxa"/>
-              <w:bottom w:w="55" w:type="dxa"/>
-              <w:end w:w="70" w:type="dxa"/>
+              <w:top w:w="72" w:type="dxa"/>
+              <w:start w:w="95" w:type="dxa"/>
+              <w:bottom w:w="72" w:type="dxa"/>
+              <w:end w:w="95" w:type="dxa"/>
             </w:tcMar>
+            <w:tcBorders>
+              <w:top w:val="single" w:sz="4" w:color="B7BCC2"/>
+              <w:left w:val="single" w:sz="4" w:color="B7BCC2"/>
+              <w:bottom w:val="single" w:sz="4" w:color="B7BCC2"/>
+              <w:right w:val="single" w:sz="4" w:color="B7BCC2"/>
+            </w:tcBorders>
           </w:tcPr>
           <w:p>
             <w:pPr>
-              <w:spacing w:after="0" w:before="0" w:line="240" w:lineRule="auto"/>
+              <w:spacing w:before="0" w:after="0" w:line="245" w:lineRule="auto"/>
             </w:pPr>
+            <w:r/>
             <w:r>
               <w:rPr>
+                <w:rFonts w:ascii="Arial" w:hAnsi="Arial" w:eastAsia="Arial" w:cs="Arial"/>
                 <w:b w:val="0"/>
-                <w:sz w:val="16"/>
+                <w:color w:val="25282B"/>
+                <w:sz w:val="17"/>
               </w:rPr>
               <w:t>— (TYMM tema düzeyinde ayrıca belirtilmemiştir.)</w:t>
-            </w:r>
-            <w:r>
-              <w:rPr>
-                <w:rFonts w:ascii="Arial" w:hAnsi="Arial" w:eastAsia="Arial"/>
-                <w:b w:val="0"/>
-                <w:sz w:val="17"/>
-              </w:rPr>
             </w:r>
           </w:p>
         </w:tc>
@@ -1170,14 +1701,10 @@
     </w:tbl>
     <w:p>
       <w:pPr>
-        <w:pStyle w:val="SectionHead"/>
-        <w:jc w:val="left"/>
+        <w:widowControl/>
       </w:pPr>
       <w:r>
-        <w:rPr>
-          <w:color w:val="1F4E78"/>
-        </w:rPr>
-        <w:t>III. BÖLÜM: ÖĞRENME-ÖĞRETME YAŞANTILARI</w:t>
+        <w:br w:type="page"/>
       </w:r>
     </w:p>
     <w:tbl>
@@ -1186,46 +1713,88 @@
         <w:jc w:val="center"/>
         <w:tblLayout w:type="fixed"/>
         <w:tblLook w:firstColumn="1" w:firstRow="1" w:lastColumn="0" w:lastRow="0" w:noHBand="0" w:noVBand="1" w:val="04A0"/>
-        <w:tblBorders>
-          <w:top w:val="single" w:sz="5" w:color="7F8C8D"/>
-          <w:left w:val="single" w:sz="5" w:color="7F8C8D"/>
-          <w:bottom w:val="single" w:sz="5" w:color="7F8C8D"/>
-          <w:right w:val="single" w:sz="5" w:color="7F8C8D"/>
-          <w:insideH w:val="single" w:sz="5" w:color="7F8C8D"/>
-          <w:insideV w:val="single" w:sz="5" w:color="7F8C8D"/>
-        </w:tblBorders>
       </w:tblPr>
       <w:tblGrid>
-        <w:gridCol w:w="5273"/>
-        <w:gridCol w:w="5273"/>
+        <w:gridCol w:w="10234"/>
+      </w:tblGrid>
+      <w:tr>
+        <w:tc>
+          <w:tcPr>
+            <w:tcW w:type="dxa" w:w="10234"/>
+            <w:shd w:fill="D9D9D9"/>
+            <w:tcMar>
+              <w:top w:w="65" w:type="dxa"/>
+              <w:start w:w="100" w:type="dxa"/>
+              <w:bottom w:w="65" w:type="dxa"/>
+              <w:end w:w="100" w:type="dxa"/>
+            </w:tcMar>
+            <w:tcBorders>
+              <w:top w:val="single" w:sz="5" w:color="8F949A"/>
+              <w:left w:val="single" w:sz="5" w:color="8F949A"/>
+              <w:bottom w:val="single" w:sz="5" w:color="8F949A"/>
+              <w:right w:val="single" w:sz="5" w:color="8F949A"/>
+            </w:tcBorders>
+          </w:tcPr>
+          <w:p>
+            <w:pPr>
+              <w:spacing w:after="0"/>
+            </w:pPr>
+            <w:r>
+              <w:rPr>
+                <w:rFonts w:ascii="Arial" w:hAnsi="Arial" w:eastAsia="Arial" w:cs="Arial"/>
+                <w:b/>
+                <w:color w:val="25282B"/>
+                <w:sz w:val="18"/>
+              </w:rPr>
+              <w:t>III. BÖLÜM: ÖĞRENME-ÖĞRETME YAŞANTILARI</w:t>
+            </w:r>
+          </w:p>
+        </w:tc>
+      </w:tr>
+    </w:tbl>
+    <w:tbl>
+      <w:tblPr>
+        <w:tblW w:type="auto" w:w="0"/>
+        <w:jc w:val="center"/>
+        <w:tblLayout w:type="fixed"/>
+        <w:tblLook w:firstColumn="1" w:firstRow="1" w:lastColumn="0" w:lastRow="0" w:noHBand="0" w:noVBand="1" w:val="04A0"/>
+      </w:tblPr>
+      <w:tblGrid>
+        <w:gridCol w:w="2466"/>
+        <w:gridCol w:w="7767"/>
       </w:tblGrid>
       <w:tr>
         <w:trPr>
           <w:cantSplit/>
+          <w:tblHeader w:val="true"/>
         </w:trPr>
         <w:tc>
           <w:tcPr>
-            <w:tcW w:type="dxa" w:w="2438"/>
-            <w:vAlign w:val="center"/>
+            <w:tcW w:type="dxa" w:w="2466"/>
+            <w:shd w:fill="E7E8EA"/>
             <w:tcMar>
-              <w:top w:w="55" w:type="dxa"/>
-              <w:start w:w="70" w:type="dxa"/>
-              <w:bottom w:w="55" w:type="dxa"/>
-              <w:end w:w="70" w:type="dxa"/>
+              <w:top w:w="68" w:type="dxa"/>
+              <w:start w:w="90" w:type="dxa"/>
+              <w:bottom w:w="68" w:type="dxa"/>
+              <w:end w:w="90" w:type="dxa"/>
             </w:tcMar>
-            <w:shd w:fill="1F4E78"/>
+            <w:tcBorders>
+              <w:top w:val="single" w:sz="5" w:color="8F949A"/>
+              <w:left w:val="single" w:sz="5" w:color="8F949A"/>
+              <w:bottom w:val="single" w:sz="5" w:color="8F949A"/>
+              <w:right w:val="single" w:sz="5" w:color="8F949A"/>
+            </w:tcBorders>
           </w:tcPr>
           <w:p>
             <w:pPr>
-              <w:spacing w:after="0" w:before="0" w:line="240" w:lineRule="auto"/>
+              <w:spacing w:after="0"/>
               <w:jc w:val="center"/>
             </w:pPr>
-            <w:r/>
             <w:r>
               <w:rPr>
-                <w:rFonts w:ascii="Arial" w:hAnsi="Arial" w:eastAsia="Arial"/>
+                <w:rFonts w:ascii="Arial" w:hAnsi="Arial" w:eastAsia="Arial" w:cs="Arial"/>
                 <w:b/>
-                <w:color w:val="FFFFFF"/>
+                <w:color w:val="25282B"/>
                 <w:sz w:val="17"/>
               </w:rPr>
               <w:t>Basamak / Özellik</w:t>
@@ -1234,27 +1803,31 @@
         </w:tc>
         <w:tc>
           <w:tcPr>
-            <w:tcW w:type="dxa" w:w="8561"/>
-            <w:vAlign w:val="center"/>
+            <w:tcW w:type="dxa" w:w="7767"/>
+            <w:shd w:fill="E7E8EA"/>
             <w:tcMar>
-              <w:top w:w="55" w:type="dxa"/>
-              <w:start w:w="70" w:type="dxa"/>
-              <w:bottom w:w="55" w:type="dxa"/>
-              <w:end w:w="70" w:type="dxa"/>
+              <w:top w:w="68" w:type="dxa"/>
+              <w:start w:w="90" w:type="dxa"/>
+              <w:bottom w:w="68" w:type="dxa"/>
+              <w:end w:w="90" w:type="dxa"/>
             </w:tcMar>
-            <w:shd w:fill="1F4E78"/>
+            <w:tcBorders>
+              <w:top w:val="single" w:sz="5" w:color="8F949A"/>
+              <w:left w:val="single" w:sz="5" w:color="8F949A"/>
+              <w:bottom w:val="single" w:sz="5" w:color="8F949A"/>
+              <w:right w:val="single" w:sz="5" w:color="8F949A"/>
+            </w:tcBorders>
           </w:tcPr>
           <w:p>
             <w:pPr>
-              <w:spacing w:after="0" w:before="0" w:line="240" w:lineRule="auto"/>
+              <w:spacing w:after="0"/>
               <w:jc w:val="center"/>
             </w:pPr>
-            <w:r/>
             <w:r>
               <w:rPr>
-                <w:rFonts w:ascii="Arial" w:hAnsi="Arial" w:eastAsia="Arial"/>
+                <w:rFonts w:ascii="Arial" w:hAnsi="Arial" w:eastAsia="Arial" w:cs="Arial"/>
                 <w:b/>
-                <w:color w:val="FFFFFF"/>
+                <w:color w:val="25282B"/>
                 <w:sz w:val="17"/>
               </w:rPr>
               <w:t>Uygulama</w:t>
@@ -1268,25 +1841,32 @@
         </w:trPr>
         <w:tc>
           <w:tcPr>
-            <w:tcW w:type="dxa" w:w="2438"/>
-            <w:vAlign w:val="center"/>
+            <w:tcW w:type="dxa" w:w="2466"/>
+            <w:vAlign w:val="top"/>
+            <w:shd w:fill="F1F2F3"/>
             <w:tcMar>
-              <w:top w:w="55" w:type="dxa"/>
-              <w:start w:w="70" w:type="dxa"/>
-              <w:bottom w:w="55" w:type="dxa"/>
-              <w:end w:w="70" w:type="dxa"/>
+              <w:top w:w="80" w:type="dxa"/>
+              <w:start w:w="95" w:type="dxa"/>
+              <w:bottom w:w="80" w:type="dxa"/>
+              <w:end w:w="95" w:type="dxa"/>
             </w:tcMar>
-            <w:shd w:fill="D9EAF7"/>
+            <w:tcBorders>
+              <w:top w:val="single" w:sz="4" w:color="B7BCC2"/>
+              <w:left w:val="single" w:sz="4" w:color="B7BCC2"/>
+              <w:bottom w:val="single" w:sz="4" w:color="B7BCC2"/>
+              <w:right w:val="single" w:sz="4" w:color="B7BCC2"/>
+            </w:tcBorders>
           </w:tcPr>
           <w:p>
             <w:pPr>
-              <w:spacing w:after="0" w:before="0" w:line="240" w:lineRule="auto"/>
+              <w:spacing w:before="0" w:after="0" w:line="245" w:lineRule="auto"/>
             </w:pPr>
             <w:r/>
             <w:r>
               <w:rPr>
-                <w:rFonts w:ascii="Arial" w:hAnsi="Arial" w:eastAsia="Arial"/>
+                <w:rFonts w:ascii="Arial" w:hAnsi="Arial" w:eastAsia="Arial" w:cs="Arial"/>
                 <w:b/>
+                <w:color w:val="25282B"/>
                 <w:sz w:val="17"/>
               </w:rPr>
               <w:t>Temel Kabuller</w:t>
@@ -1295,32 +1875,35 @@
         </w:tc>
         <w:tc>
           <w:tcPr>
-            <w:tcW w:type="dxa" w:w="8561"/>
-            <w:vAlign w:val="center"/>
+            <w:tcW w:type="dxa" w:w="7767"/>
+            <w:vAlign w:val="top"/>
+            <w:shd w:fill="FFFFFF"/>
             <w:tcMar>
-              <w:top w:w="55" w:type="dxa"/>
-              <w:start w:w="70" w:type="dxa"/>
-              <w:bottom w:w="55" w:type="dxa"/>
-              <w:end w:w="70" w:type="dxa"/>
+              <w:top w:w="80" w:type="dxa"/>
+              <w:start w:w="95" w:type="dxa"/>
+              <w:bottom w:w="80" w:type="dxa"/>
+              <w:end w:w="95" w:type="dxa"/>
             </w:tcMar>
+            <w:tcBorders>
+              <w:top w:val="single" w:sz="4" w:color="B7BCC2"/>
+              <w:left w:val="single" w:sz="4" w:color="B7BCC2"/>
+              <w:bottom w:val="single" w:sz="4" w:color="B7BCC2"/>
+              <w:right w:val="single" w:sz="4" w:color="B7BCC2"/>
+            </w:tcBorders>
           </w:tcPr>
           <w:p>
             <w:pPr>
-              <w:spacing w:after="0" w:before="0" w:line="240" w:lineRule="auto"/>
+              <w:spacing w:before="0" w:after="0" w:line="245" w:lineRule="auto"/>
             </w:pPr>
+            <w:r/>
             <w:r>
               <w:rPr>
+                <w:rFonts w:ascii="Arial" w:hAnsi="Arial" w:eastAsia="Arial" w:cs="Arial"/>
                 <w:b w:val="0"/>
-                <w:sz w:val="16"/>
+                <w:color w:val="25282B"/>
+                <w:sz w:val="17"/>
               </w:rPr>
               <w:t>Öğrencilerin temel bilgisayar ve yapay zekâ farkındalığına; algoritma, problem çözme ve hata ayıklama hakkında önceki öğrenmelere sahip oldukları kabul edilir.</w:t>
-            </w:r>
-            <w:r>
-              <w:rPr>
-                <w:rFonts w:ascii="Arial" w:hAnsi="Arial" w:eastAsia="Arial"/>
-                <w:b w:val="0"/>
-                <w:sz w:val="17"/>
-              </w:rPr>
             </w:r>
           </w:p>
         </w:tc>
@@ -1331,25 +1914,32 @@
         </w:trPr>
         <w:tc>
           <w:tcPr>
-            <w:tcW w:type="dxa" w:w="2438"/>
-            <w:vAlign w:val="center"/>
+            <w:tcW w:type="dxa" w:w="2466"/>
+            <w:vAlign w:val="top"/>
+            <w:shd w:fill="F1F2F3"/>
             <w:tcMar>
-              <w:top w:w="55" w:type="dxa"/>
-              <w:start w:w="70" w:type="dxa"/>
-              <w:bottom w:w="55" w:type="dxa"/>
-              <w:end w:w="70" w:type="dxa"/>
+              <w:top w:w="80" w:type="dxa"/>
+              <w:start w:w="95" w:type="dxa"/>
+              <w:bottom w:w="80" w:type="dxa"/>
+              <w:end w:w="95" w:type="dxa"/>
             </w:tcMar>
-            <w:shd w:fill="D9EAF7"/>
+            <w:tcBorders>
+              <w:top w:val="single" w:sz="4" w:color="B7BCC2"/>
+              <w:left w:val="single" w:sz="4" w:color="B7BCC2"/>
+              <w:bottom w:val="single" w:sz="4" w:color="B7BCC2"/>
+              <w:right w:val="single" w:sz="4" w:color="B7BCC2"/>
+            </w:tcBorders>
           </w:tcPr>
           <w:p>
             <w:pPr>
-              <w:spacing w:after="0" w:before="0" w:line="240" w:lineRule="auto"/>
+              <w:spacing w:before="0" w:after="0" w:line="245" w:lineRule="auto"/>
             </w:pPr>
             <w:r/>
             <w:r>
               <w:rPr>
-                <w:rFonts w:ascii="Arial" w:hAnsi="Arial" w:eastAsia="Arial"/>
+                <w:rFonts w:ascii="Arial" w:hAnsi="Arial" w:eastAsia="Arial" w:cs="Arial"/>
                 <w:b/>
+                <w:color w:val="25282B"/>
                 <w:sz w:val="17"/>
               </w:rPr>
               <w:t>Ön Değerlendirme Süreci</w:t>
@@ -1358,32 +1948,35 @@
         </w:tc>
         <w:tc>
           <w:tcPr>
-            <w:tcW w:type="dxa" w:w="8561"/>
-            <w:vAlign w:val="center"/>
+            <w:tcW w:type="dxa" w:w="7767"/>
+            <w:vAlign w:val="top"/>
+            <w:shd w:fill="FFFFFF"/>
             <w:tcMar>
-              <w:top w:w="55" w:type="dxa"/>
-              <w:start w:w="70" w:type="dxa"/>
-              <w:bottom w:w="55" w:type="dxa"/>
-              <w:end w:w="70" w:type="dxa"/>
+              <w:top w:w="80" w:type="dxa"/>
+              <w:start w:w="95" w:type="dxa"/>
+              <w:bottom w:w="80" w:type="dxa"/>
+              <w:end w:w="95" w:type="dxa"/>
             </w:tcMar>
+            <w:tcBorders>
+              <w:top w:val="single" w:sz="4" w:color="B7BCC2"/>
+              <w:left w:val="single" w:sz="4" w:color="B7BCC2"/>
+              <w:bottom w:val="single" w:sz="4" w:color="B7BCC2"/>
+              <w:right w:val="single" w:sz="4" w:color="B7BCC2"/>
+            </w:tcBorders>
           </w:tcPr>
           <w:p>
             <w:pPr>
-              <w:spacing w:after="0" w:before="0" w:line="240" w:lineRule="auto"/>
+              <w:spacing w:before="0" w:after="0" w:line="245" w:lineRule="auto"/>
             </w:pPr>
+            <w:r/>
             <w:r>
               <w:rPr>
+                <w:rFonts w:ascii="Arial" w:hAnsi="Arial" w:eastAsia="Arial" w:cs="Arial"/>
                 <w:b w:val="0"/>
-                <w:sz w:val="16"/>
+                <w:color w:val="25282B"/>
+                <w:sz w:val="17"/>
               </w:rPr>
               <w:t>Problem çözme ve algoritmik düşünmeyi ortaya çıkaracak kısa görevler verilir. Basit bir karakter hareketi veya günlük bir işlemin adımlarını sıralama üzerinden öğrencilerin blok tabanlı ortam deneyimi, sıralama ve hata ayıklama becerileri gözlenir.</w:t>
-            </w:r>
-            <w:r>
-              <w:rPr>
-                <w:rFonts w:ascii="Arial" w:hAnsi="Arial" w:eastAsia="Arial"/>
-                <w:b w:val="0"/>
-                <w:sz w:val="17"/>
-              </w:rPr>
             </w:r>
           </w:p>
         </w:tc>
@@ -1394,25 +1987,32 @@
         </w:trPr>
         <w:tc>
           <w:tcPr>
-            <w:tcW w:type="dxa" w:w="2438"/>
-            <w:vAlign w:val="center"/>
+            <w:tcW w:type="dxa" w:w="2466"/>
+            <w:vAlign w:val="top"/>
+            <w:shd w:fill="F1F2F3"/>
             <w:tcMar>
-              <w:top w:w="55" w:type="dxa"/>
-              <w:start w:w="70" w:type="dxa"/>
-              <w:bottom w:w="55" w:type="dxa"/>
-              <w:end w:w="70" w:type="dxa"/>
+              <w:top w:w="80" w:type="dxa"/>
+              <w:start w:w="95" w:type="dxa"/>
+              <w:bottom w:w="80" w:type="dxa"/>
+              <w:end w:w="95" w:type="dxa"/>
             </w:tcMar>
-            <w:shd w:fill="D9EAF7"/>
+            <w:tcBorders>
+              <w:top w:val="single" w:sz="4" w:color="B7BCC2"/>
+              <w:left w:val="single" w:sz="4" w:color="B7BCC2"/>
+              <w:bottom w:val="single" w:sz="4" w:color="B7BCC2"/>
+              <w:right w:val="single" w:sz="4" w:color="B7BCC2"/>
+            </w:tcBorders>
           </w:tcPr>
           <w:p>
             <w:pPr>
-              <w:spacing w:after="0" w:before="0" w:line="240" w:lineRule="auto"/>
+              <w:spacing w:before="0" w:after="0" w:line="245" w:lineRule="auto"/>
             </w:pPr>
             <w:r/>
             <w:r>
               <w:rPr>
-                <w:rFonts w:ascii="Arial" w:hAnsi="Arial" w:eastAsia="Arial"/>
+                <w:rFonts w:ascii="Arial" w:hAnsi="Arial" w:eastAsia="Arial" w:cs="Arial"/>
                 <w:b/>
+                <w:color w:val="25282B"/>
                 <w:sz w:val="17"/>
               </w:rPr>
               <w:t>Köprü Kurma</w:t>
@@ -1421,32 +2021,35 @@
         </w:tc>
         <w:tc>
           <w:tcPr>
-            <w:tcW w:type="dxa" w:w="8561"/>
-            <w:vAlign w:val="center"/>
+            <w:tcW w:type="dxa" w:w="7767"/>
+            <w:vAlign w:val="top"/>
+            <w:shd w:fill="FFFFFF"/>
             <w:tcMar>
-              <w:top w:w="55" w:type="dxa"/>
-              <w:start w:w="70" w:type="dxa"/>
-              <w:bottom w:w="55" w:type="dxa"/>
-              <w:end w:w="70" w:type="dxa"/>
+              <w:top w:w="80" w:type="dxa"/>
+              <w:start w:w="95" w:type="dxa"/>
+              <w:bottom w:w="80" w:type="dxa"/>
+              <w:end w:w="95" w:type="dxa"/>
             </w:tcMar>
+            <w:tcBorders>
+              <w:top w:val="single" w:sz="4" w:color="B7BCC2"/>
+              <w:left w:val="single" w:sz="4" w:color="B7BCC2"/>
+              <w:bottom w:val="single" w:sz="4" w:color="B7BCC2"/>
+              <w:right w:val="single" w:sz="4" w:color="B7BCC2"/>
+            </w:tcBorders>
           </w:tcPr>
           <w:p>
             <w:pPr>
-              <w:spacing w:after="0" w:before="0" w:line="240" w:lineRule="auto"/>
+              <w:spacing w:before="0" w:after="0" w:line="245" w:lineRule="auto"/>
             </w:pPr>
+            <w:r/>
             <w:r>
               <w:rPr>
+                <w:rFonts w:ascii="Arial" w:hAnsi="Arial" w:eastAsia="Arial" w:cs="Arial"/>
                 <w:b w:val="0"/>
-                <w:sz w:val="16"/>
+                <w:color w:val="25282B"/>
+                <w:sz w:val="17"/>
               </w:rPr>
               <w:t>Günlük yaşam problemleri; navigasyonun rota seçmesi, sesli asistanın hatırlatma üretmesi ve makinelerin belirli adımlarla çalışması üzerinden programlama, algoritma ve yapay zekâ destekli problem çözmeyle ilişkilendirilir.</w:t>
-            </w:r>
-            <w:r>
-              <w:rPr>
-                <w:rFonts w:ascii="Arial" w:hAnsi="Arial" w:eastAsia="Arial"/>
-                <w:b w:val="0"/>
-                <w:sz w:val="17"/>
-              </w:rPr>
             </w:r>
           </w:p>
         </w:tc>
@@ -1457,25 +2060,32 @@
         </w:trPr>
         <w:tc>
           <w:tcPr>
-            <w:tcW w:type="dxa" w:w="2438"/>
-            <w:vAlign w:val="center"/>
+            <w:tcW w:type="dxa" w:w="2466"/>
+            <w:vAlign w:val="top"/>
+            <w:shd w:fill="F1F2F3"/>
             <w:tcMar>
-              <w:top w:w="55" w:type="dxa"/>
-              <w:start w:w="70" w:type="dxa"/>
-              <w:bottom w:w="55" w:type="dxa"/>
-              <w:end w:w="70" w:type="dxa"/>
+              <w:top w:w="80" w:type="dxa"/>
+              <w:start w:w="95" w:type="dxa"/>
+              <w:bottom w:w="80" w:type="dxa"/>
+              <w:end w:w="95" w:type="dxa"/>
             </w:tcMar>
-            <w:shd w:fill="D9EAF7"/>
+            <w:tcBorders>
+              <w:top w:val="single" w:sz="4" w:color="B7BCC2"/>
+              <w:left w:val="single" w:sz="4" w:color="B7BCC2"/>
+              <w:bottom w:val="single" w:sz="4" w:color="B7BCC2"/>
+              <w:right w:val="single" w:sz="4" w:color="B7BCC2"/>
+            </w:tcBorders>
           </w:tcPr>
           <w:p>
             <w:pPr>
-              <w:spacing w:after="0" w:before="0" w:line="240" w:lineRule="auto"/>
+              <w:spacing w:before="0" w:after="0" w:line="245" w:lineRule="auto"/>
             </w:pPr>
             <w:r/>
             <w:r>
               <w:rPr>
-                <w:rFonts w:ascii="Arial" w:hAnsi="Arial" w:eastAsia="Arial"/>
+                <w:rFonts w:ascii="Arial" w:hAnsi="Arial" w:eastAsia="Arial" w:cs="Arial"/>
                 <w:b/>
+                <w:color w:val="25282B"/>
                 <w:sz w:val="17"/>
               </w:rPr>
               <w:t>Öğrenme-Öğretme Uygulamaları</w:t>
@@ -1484,102 +2094,158 @@
         </w:tc>
         <w:tc>
           <w:tcPr>
-            <w:tcW w:type="dxa" w:w="8561"/>
-            <w:vAlign w:val="center"/>
+            <w:tcW w:type="dxa" w:w="7767"/>
+            <w:vAlign w:val="top"/>
+            <w:shd w:fill="FFFFFF"/>
             <w:tcMar>
-              <w:top w:w="55" w:type="dxa"/>
-              <w:start w:w="70" w:type="dxa"/>
-              <w:bottom w:w="55" w:type="dxa"/>
-              <w:end w:w="70" w:type="dxa"/>
+              <w:top w:w="80" w:type="dxa"/>
+              <w:start w:w="95" w:type="dxa"/>
+              <w:bottom w:w="80" w:type="dxa"/>
+              <w:end w:w="95" w:type="dxa"/>
             </w:tcMar>
+            <w:tcBorders>
+              <w:top w:val="single" w:sz="4" w:color="B7BCC2"/>
+              <w:left w:val="single" w:sz="4" w:color="B7BCC2"/>
+              <w:bottom w:val="single" w:sz="4" w:color="B7BCC2"/>
+              <w:right w:val="single" w:sz="4" w:color="B7BCC2"/>
+            </w:tcBorders>
           </w:tcPr>
           <w:p>
+            <w:pPr>
+              <w:spacing w:before="0" w:after="22" w:line="245" w:lineRule="auto"/>
+            </w:pPr>
+            <w:r/>
             <w:r>
               <w:rPr>
+                <w:rFonts w:ascii="Arial" w:hAnsi="Arial" w:eastAsia="Arial" w:cs="Arial"/>
                 <w:b/>
-                <w:color w:val="1F4E79"/>
+                <w:color w:val="25282B"/>
                 <w:sz w:val="16"/>
               </w:rPr>
               <w:t>1. DERS SAATİ (40 dk)</w:t>
             </w:r>
           </w:p>
           <w:p>
+            <w:pPr>
+              <w:spacing w:before="0" w:after="22" w:line="245" w:lineRule="auto"/>
+            </w:pPr>
             <w:r>
               <w:rPr>
+                <w:rFonts w:ascii="Arial" w:hAnsi="Arial" w:eastAsia="Arial" w:cs="Arial"/>
                 <w:b w:val="0"/>
+                <w:color w:val="25282B"/>
                 <w:sz w:val="16"/>
               </w:rPr>
               <w:t>0–8 dk | Sunum düzeni: Ürünlerin sunum sırası ve akran değerlendirme ölçütleri açıklanır; her grup ürün dosyasının açıldığını kontrol eder.</w:t>
             </w:r>
           </w:p>
           <w:p>
+            <w:pPr>
+              <w:spacing w:before="0" w:after="22" w:line="245" w:lineRule="auto"/>
+            </w:pPr>
             <w:r>
               <w:rPr>
+                <w:rFonts w:ascii="Arial" w:hAnsi="Arial" w:eastAsia="Arial" w:cs="Arial"/>
                 <w:b w:val="0"/>
+                <w:color w:val="25282B"/>
                 <w:sz w:val="16"/>
               </w:rPr>
               <w:t>8–32 dk | Ürün sunumları: Gruplar gerçek hayat problemini, gereksinimleri, seçilen araçları, yapay zekâ özelliğini, ürün demosunu ve test bulgusunu sunar. Dinleyiciler en az bir soru sorar.</w:t>
             </w:r>
           </w:p>
           <w:p>
+            <w:pPr>
+              <w:spacing w:before="0" w:after="22" w:line="245" w:lineRule="auto"/>
+            </w:pPr>
             <w:r>
               <w:rPr>
+                <w:rFonts w:ascii="Arial" w:hAnsi="Arial" w:eastAsia="Arial" w:cs="Arial"/>
                 <w:b w:val="0"/>
+                <w:color w:val="25282B"/>
                 <w:sz w:val="16"/>
               </w:rPr>
               <w:t>32–38 dk | Akran değerlendirme: Çalışırlık, amaca uygunluk, güvenli veri kullanımı, açıklık ve özgünlük ölçütleriyle kısa form doldurulur.</w:t>
             </w:r>
           </w:p>
           <w:p>
+            <w:pPr>
+              <w:spacing w:before="0" w:after="22" w:line="245" w:lineRule="auto"/>
+            </w:pPr>
             <w:r>
               <w:rPr>
+                <w:rFonts w:ascii="Arial" w:hAnsi="Arial" w:eastAsia="Arial" w:cs="Arial"/>
                 <w:b w:val="0"/>
+                <w:color w:val="25282B"/>
                 <w:sz w:val="16"/>
               </w:rPr>
               <w:t>38–40 dk | Ara toplama: Formlar gruplara iletilmek üzere toplanır.</w:t>
             </w:r>
           </w:p>
           <w:p>
+            <w:pPr>
+              <w:spacing w:before="0" w:after="22" w:line="245" w:lineRule="auto"/>
+            </w:pPr>
             <w:r>
               <w:rPr>
+                <w:rFonts w:ascii="Arial" w:hAnsi="Arial" w:eastAsia="Arial" w:cs="Arial"/>
                 <w:b/>
-                <w:color w:val="1F4E79"/>
+                <w:color w:val="25282B"/>
                 <w:sz w:val="16"/>
               </w:rPr>
               <w:t>2. DERS SAATİ (40 dk)</w:t>
             </w:r>
           </w:p>
           <w:p>
+            <w:pPr>
+              <w:spacing w:before="0" w:after="22" w:line="245" w:lineRule="auto"/>
+            </w:pPr>
             <w:r>
               <w:rPr>
+                <w:rFonts w:ascii="Arial" w:hAnsi="Arial" w:eastAsia="Arial" w:cs="Arial"/>
                 <w:b w:val="0"/>
+                <w:color w:val="25282B"/>
                 <w:sz w:val="16"/>
               </w:rPr>
               <w:t>0–12 dk | Geri bildirim analizi: Gruplar aldığı geri bildirimleri “hemen uygulanabilir / sonraki sürüm / gerekçeyle uygulanmayacak” şeklinde sınıflandırır.</w:t>
             </w:r>
           </w:p>
           <w:p>
+            <w:pPr>
+              <w:spacing w:before="0" w:after="22" w:line="245" w:lineRule="auto"/>
+            </w:pPr>
             <w:r>
               <w:rPr>
+                <w:rFonts w:ascii="Arial" w:hAnsi="Arial" w:eastAsia="Arial" w:cs="Arial"/>
                 <w:b w:val="0"/>
+                <w:color w:val="25282B"/>
                 <w:sz w:val="16"/>
               </w:rPr>
               <w:t>12–25 dk | Son revizyon: Uygulanabilir bir teknik veya sunumsal iyileştirme yapılır; son sürüm arşivlenir.</w:t>
             </w:r>
           </w:p>
           <w:p>
+            <w:pPr>
+              <w:spacing w:before="0" w:after="22" w:line="245" w:lineRule="auto"/>
+            </w:pPr>
             <w:r>
               <w:rPr>
+                <w:rFonts w:ascii="Arial" w:hAnsi="Arial" w:eastAsia="Arial" w:cs="Arial"/>
                 <w:b w:val="0"/>
+                <w:color w:val="25282B"/>
                 <w:sz w:val="16"/>
               </w:rPr>
               <w:t>25–34 dk | Portfolyo: Proje özeti, ekran görüntüsü, test sonucu ve kişisel yansıtma dijital portfolyoya eklenir.</w:t>
             </w:r>
           </w:p>
           <w:p>
+            <w:pPr>
+              <w:spacing w:before="0" w:after="22" w:line="245" w:lineRule="auto"/>
+            </w:pPr>
             <w:r>
               <w:rPr>
+                <w:rFonts w:ascii="Arial" w:hAnsi="Arial" w:eastAsia="Arial" w:cs="Arial"/>
                 <w:b w:val="0"/>
+                <w:color w:val="25282B"/>
                 <w:sz w:val="16"/>
               </w:rPr>
               <w:t>34–40 dk | Yıl sonu yansıtması: Öğrenciler 6. sınıf BTY’de veri, dijital ürün, ağ/iletişim, siber güvenlik, yapay zekâ ve programlama temalarından hangi becerileri birlikte kullandıklarını kısa kavram haritasıyla gösterir.</w:t>
@@ -1593,25 +2259,32 @@
         </w:trPr>
         <w:tc>
           <w:tcPr>
-            <w:tcW w:type="dxa" w:w="2438"/>
-            <w:vAlign w:val="center"/>
+            <w:tcW w:type="dxa" w:w="2466"/>
+            <w:vAlign w:val="top"/>
+            <w:shd w:fill="F1F2F3"/>
             <w:tcMar>
-              <w:top w:w="55" w:type="dxa"/>
-              <w:start w:w="70" w:type="dxa"/>
-              <w:bottom w:w="55" w:type="dxa"/>
-              <w:end w:w="70" w:type="dxa"/>
+              <w:top w:w="80" w:type="dxa"/>
+              <w:start w:w="95" w:type="dxa"/>
+              <w:bottom w:w="80" w:type="dxa"/>
+              <w:end w:w="95" w:type="dxa"/>
             </w:tcMar>
-            <w:shd w:fill="D9EAF7"/>
+            <w:tcBorders>
+              <w:top w:val="single" w:sz="4" w:color="B7BCC2"/>
+              <w:left w:val="single" w:sz="4" w:color="B7BCC2"/>
+              <w:bottom w:val="single" w:sz="4" w:color="B7BCC2"/>
+              <w:right w:val="single" w:sz="4" w:color="B7BCC2"/>
+            </w:tcBorders>
           </w:tcPr>
           <w:p>
             <w:pPr>
-              <w:spacing w:after="0" w:before="0" w:line="240" w:lineRule="auto"/>
+              <w:spacing w:before="0" w:after="0" w:line="245" w:lineRule="auto"/>
             </w:pPr>
             <w:r/>
             <w:r>
               <w:rPr>
-                <w:rFonts w:ascii="Arial" w:hAnsi="Arial" w:eastAsia="Arial"/>
+                <w:rFonts w:ascii="Arial" w:hAnsi="Arial" w:eastAsia="Arial" w:cs="Arial"/>
                 <w:b/>
+                <w:color w:val="25282B"/>
                 <w:sz w:val="17"/>
               </w:rPr>
               <w:t>Farklılaştırma – Destekleme</w:t>
@@ -1620,32 +2293,35 @@
         </w:tc>
         <w:tc>
           <w:tcPr>
-            <w:tcW w:type="dxa" w:w="8561"/>
-            <w:vAlign w:val="center"/>
+            <w:tcW w:type="dxa" w:w="7767"/>
+            <w:vAlign w:val="top"/>
+            <w:shd w:fill="FFFFFF"/>
             <w:tcMar>
-              <w:top w:w="55" w:type="dxa"/>
-              <w:start w:w="70" w:type="dxa"/>
-              <w:bottom w:w="55" w:type="dxa"/>
-              <w:end w:w="70" w:type="dxa"/>
+              <w:top w:w="80" w:type="dxa"/>
+              <w:start w:w="95" w:type="dxa"/>
+              <w:bottom w:w="80" w:type="dxa"/>
+              <w:end w:w="95" w:type="dxa"/>
             </w:tcMar>
+            <w:tcBorders>
+              <w:top w:val="single" w:sz="4" w:color="B7BCC2"/>
+              <w:left w:val="single" w:sz="4" w:color="B7BCC2"/>
+              <w:bottom w:val="single" w:sz="4" w:color="B7BCC2"/>
+              <w:right w:val="single" w:sz="4" w:color="B7BCC2"/>
+            </w:tcBorders>
           </w:tcPr>
           <w:p>
             <w:pPr>
-              <w:spacing w:after="0" w:before="0" w:line="240" w:lineRule="auto"/>
+              <w:spacing w:before="0" w:after="0" w:line="245" w:lineRule="auto"/>
             </w:pPr>
+            <w:r/>
             <w:r>
               <w:rPr>
+                <w:rFonts w:ascii="Arial" w:hAnsi="Arial" w:eastAsia="Arial" w:cs="Arial"/>
                 <w:b w:val="0"/>
-                <w:sz w:val="16"/>
+                <w:color w:val="25282B"/>
+                <w:sz w:val="17"/>
               </w:rPr>
               <w:t>Kod bloklarını renk/işlev gruplarıyla gösteren görsel yönerge, adım adım görev kartı ve çalışan örnek başlangıç dosyası sunulur. Öğrencinin tüm projeyi bir anda tamamlaması yerine tek işlevi çalıştırıp test etmesi sağlanır; akran desteği kullanılabilir.</w:t>
-            </w:r>
-            <w:r>
-              <w:rPr>
-                <w:rFonts w:ascii="Arial" w:hAnsi="Arial" w:eastAsia="Arial"/>
-                <w:b w:val="0"/>
-                <w:sz w:val="17"/>
-              </w:rPr>
             </w:r>
           </w:p>
         </w:tc>
@@ -1656,25 +2332,32 @@
         </w:trPr>
         <w:tc>
           <w:tcPr>
-            <w:tcW w:type="dxa" w:w="2438"/>
-            <w:vAlign w:val="center"/>
+            <w:tcW w:type="dxa" w:w="2466"/>
+            <w:vAlign w:val="top"/>
+            <w:shd w:fill="F1F2F3"/>
             <w:tcMar>
-              <w:top w:w="55" w:type="dxa"/>
-              <w:start w:w="70" w:type="dxa"/>
-              <w:bottom w:w="55" w:type="dxa"/>
-              <w:end w:w="70" w:type="dxa"/>
+              <w:top w:w="80" w:type="dxa"/>
+              <w:start w:w="95" w:type="dxa"/>
+              <w:bottom w:w="80" w:type="dxa"/>
+              <w:end w:w="95" w:type="dxa"/>
             </w:tcMar>
-            <w:shd w:fill="D9EAF7"/>
+            <w:tcBorders>
+              <w:top w:val="single" w:sz="4" w:color="B7BCC2"/>
+              <w:left w:val="single" w:sz="4" w:color="B7BCC2"/>
+              <w:bottom w:val="single" w:sz="4" w:color="B7BCC2"/>
+              <w:right w:val="single" w:sz="4" w:color="B7BCC2"/>
+            </w:tcBorders>
           </w:tcPr>
           <w:p>
             <w:pPr>
-              <w:spacing w:after="0" w:before="0" w:line="240" w:lineRule="auto"/>
+              <w:spacing w:before="0" w:after="0" w:line="245" w:lineRule="auto"/>
             </w:pPr>
             <w:r/>
             <w:r>
               <w:rPr>
-                <w:rFonts w:ascii="Arial" w:hAnsi="Arial" w:eastAsia="Arial"/>
+                <w:rFonts w:ascii="Arial" w:hAnsi="Arial" w:eastAsia="Arial" w:cs="Arial"/>
                 <w:b/>
+                <w:color w:val="25282B"/>
                 <w:sz w:val="17"/>
               </w:rPr>
               <w:t>Farklılaştırma – Zenginleştirme</w:t>
@@ -1683,32 +2366,35 @@
         </w:tc>
         <w:tc>
           <w:tcPr>
-            <w:tcW w:type="dxa" w:w="8561"/>
-            <w:vAlign w:val="center"/>
+            <w:tcW w:type="dxa" w:w="7767"/>
+            <w:vAlign w:val="top"/>
+            <w:shd w:fill="FFFFFF"/>
             <w:tcMar>
-              <w:top w:w="55" w:type="dxa"/>
-              <w:start w:w="70" w:type="dxa"/>
-              <w:bottom w:w="55" w:type="dxa"/>
-              <w:end w:w="70" w:type="dxa"/>
+              <w:top w:w="80" w:type="dxa"/>
+              <w:start w:w="95" w:type="dxa"/>
+              <w:bottom w:w="80" w:type="dxa"/>
+              <w:end w:w="95" w:type="dxa"/>
             </w:tcMar>
+            <w:tcBorders>
+              <w:top w:val="single" w:sz="4" w:color="B7BCC2"/>
+              <w:left w:val="single" w:sz="4" w:color="B7BCC2"/>
+              <w:bottom w:val="single" w:sz="4" w:color="B7BCC2"/>
+              <w:right w:val="single" w:sz="4" w:color="B7BCC2"/>
+            </w:tcBorders>
           </w:tcPr>
           <w:p>
             <w:pPr>
-              <w:spacing w:after="0" w:before="0" w:line="240" w:lineRule="auto"/>
+              <w:spacing w:before="0" w:after="0" w:line="245" w:lineRule="auto"/>
             </w:pPr>
+            <w:r/>
             <w:r>
               <w:rPr>
+                <w:rFonts w:ascii="Arial" w:hAnsi="Arial" w:eastAsia="Arial" w:cs="Arial"/>
                 <w:b w:val="0"/>
-                <w:sz w:val="16"/>
+                <w:color w:val="25282B"/>
+                <w:sz w:val="17"/>
               </w:rPr>
               <w:t>İleri düzey öğrencilerden aynı işlev için alternatif algoritma geliştirmeleri, kod tekrarını azaltmaları, ek test senaryosu oluşturmaları veya ürüne güvenli ve açıklanabilir ek özellik tasarlamaları istenir.</w:t>
-            </w:r>
-            <w:r>
-              <w:rPr>
-                <w:rFonts w:ascii="Arial" w:hAnsi="Arial" w:eastAsia="Arial"/>
-                <w:b w:val="0"/>
-                <w:sz w:val="17"/>
-              </w:rPr>
             </w:r>
           </w:p>
         </w:tc>
@@ -1716,245 +2402,10 @@
     </w:tbl>
     <w:p>
       <w:pPr>
-        <w:pStyle w:val="SectionHead"/>
-        <w:jc w:val="left"/>
+        <w:widowControl/>
       </w:pPr>
       <w:r>
-        <w:rPr>
-          <w:color w:val="1F4E78"/>
-        </w:rPr>
-        <w:t>IV. BÖLÜM: ÖLÇME VE DEĞERLENDİRME / ÖĞRENME KANITLARI</w:t>
-      </w:r>
-    </w:p>
-    <w:tbl>
-      <w:tblPr>
-        <w:tblW w:type="auto" w:w="0"/>
-        <w:jc w:val="center"/>
-        <w:tblLayout w:type="fixed"/>
-        <w:tblLook w:firstColumn="1" w:firstRow="1" w:lastColumn="0" w:lastRow="0" w:noHBand="0" w:noVBand="1" w:val="04A0"/>
-        <w:tblBorders>
-          <w:top w:val="single" w:sz="5" w:color="7F8C8D"/>
-          <w:left w:val="single" w:sz="5" w:color="7F8C8D"/>
-          <w:bottom w:val="single" w:sz="5" w:color="7F8C8D"/>
-          <w:right w:val="single" w:sz="5" w:color="7F8C8D"/>
-          <w:insideH w:val="single" w:sz="5" w:color="7F8C8D"/>
-          <w:insideV w:val="single" w:sz="5" w:color="7F8C8D"/>
-        </w:tblBorders>
-      </w:tblPr>
-      <w:tblGrid>
-        <w:gridCol w:w="10546"/>
-      </w:tblGrid>
-      <w:tr>
-        <w:trPr>
-          <w:cantSplit/>
-        </w:trPr>
-        <w:tc>
-          <w:tcPr>
-            <w:tcW w:type="dxa" w:w="10998"/>
-            <w:vAlign w:val="center"/>
-            <w:tcMar>
-              <w:top w:w="55" w:type="dxa"/>
-              <w:start w:w="70" w:type="dxa"/>
-              <w:bottom w:w="55" w:type="dxa"/>
-              <w:end w:w="70" w:type="dxa"/>
-            </w:tcMar>
-          </w:tcPr>
-          <w:p>
-            <w:pPr>
-              <w:spacing w:after="0" w:before="0" w:line="240" w:lineRule="auto"/>
-            </w:pPr>
-            <w:r>
-              <w:rPr>
-                <w:b w:val="0"/>
-                <w:sz w:val="16"/>
-              </w:rPr>
-              <w:t>Süreç boyunca planlama, blokları amaca uygun kullanma, test etme, hata ayıklama, iş birliği ve gerekçeli revizyon davranışları gözlem formu/kontrol listesiyle izlenir. Haftalık ürün veya proje sürümü çalışırlık, kod düzeni, problemle uyum ve kullanıcı deneyimi ölçütleriyle değerlendirilir. Öğrenci kısa öz değerlendirmede yaptığı değişikliği ve sonucunu açıklar. TYMM tema düzeyinde önerilen araçlar: kontrol listesi, gözlem formu, akran değerlendirme formu, rubrik ölçeği ve öz değerlendirme formu.</w:t>
-            </w:r>
-            <w:r>
-              <w:rPr>
-                <w:rFonts w:ascii="Arial" w:hAnsi="Arial" w:eastAsia="Arial"/>
-                <w:b w:val="0"/>
-                <w:sz w:val="17"/>
-              </w:rPr>
-            </w:r>
-          </w:p>
-        </w:tc>
-      </w:tr>
-    </w:tbl>
-    <w:p>
-      <w:pPr>
-        <w:pStyle w:val="SectionHead"/>
-        <w:jc w:val="left"/>
-      </w:pPr>
-      <w:r>
-        <w:rPr>
-          <w:color w:val="1F4E78"/>
-        </w:rPr>
-        <w:t>V. BÖLÜM: DERSİN DİĞER DERSLERLE İLİŞKİSİ</w:t>
-      </w:r>
-    </w:p>
-    <w:tbl>
-      <w:tblPr>
-        <w:tblW w:type="auto" w:w="0"/>
-        <w:jc w:val="center"/>
-        <w:tblLayout w:type="fixed"/>
-        <w:tblLook w:firstColumn="1" w:firstRow="1" w:lastColumn="0" w:lastRow="0" w:noHBand="0" w:noVBand="1" w:val="04A0"/>
-        <w:tblBorders>
-          <w:top w:val="single" w:sz="5" w:color="7F8C8D"/>
-          <w:left w:val="single" w:sz="5" w:color="7F8C8D"/>
-          <w:bottom w:val="single" w:sz="5" w:color="7F8C8D"/>
-          <w:right w:val="single" w:sz="5" w:color="7F8C8D"/>
-          <w:insideH w:val="single" w:sz="5" w:color="7F8C8D"/>
-          <w:insideV w:val="single" w:sz="5" w:color="7F8C8D"/>
-        </w:tblBorders>
-      </w:tblPr>
-      <w:tblGrid>
-        <w:gridCol w:w="10546"/>
-      </w:tblGrid>
-      <w:tr>
-        <w:trPr>
-          <w:cantSplit/>
-        </w:trPr>
-        <w:tc>
-          <w:tcPr>
-            <w:tcW w:type="dxa" w:w="10998"/>
-            <w:vAlign w:val="center"/>
-            <w:tcMar>
-              <w:top w:w="55" w:type="dxa"/>
-              <w:start w:w="70" w:type="dxa"/>
-              <w:bottom w:w="55" w:type="dxa"/>
-              <w:end w:w="70" w:type="dxa"/>
-            </w:tcMar>
-          </w:tcPr>
-          <w:p>
-            <w:pPr>
-              <w:spacing w:after="0" w:before="0" w:line="240" w:lineRule="auto"/>
-            </w:pPr>
-            <w:r>
-              <w:rPr>
-                <w:b w:val="0"/>
-                <w:sz w:val="16"/>
-              </w:rPr>
-              <w:t>Görsel Sanatlar, Matematik, Müzik, Sosyal Bilgiler, Türkçe</w:t>
-            </w:r>
-            <w:r>
-              <w:rPr>
-                <w:rFonts w:ascii="Arial" w:hAnsi="Arial" w:eastAsia="Arial"/>
-                <w:b w:val="0"/>
-                <w:sz w:val="17"/>
-              </w:rPr>
-            </w:r>
-          </w:p>
-        </w:tc>
-      </w:tr>
-    </w:tbl>
-    <w:p>
-      <w:pPr>
-        <w:pStyle w:val="SectionHead"/>
-        <w:jc w:val="left"/>
-      </w:pPr>
-      <w:r>
-        <w:rPr>
-          <w:color w:val="1F4E78"/>
-        </w:rPr>
-        <w:t>VI. BÖLÜM: PLANIN UYGULANMASIYLA İLGİLİ DİĞER AÇIKLAMALAR</w:t>
-      </w:r>
-    </w:p>
-    <w:tbl>
-      <w:tblPr>
-        <w:tblW w:type="auto" w:w="0"/>
-        <w:jc w:val="center"/>
-        <w:tblLayout w:type="fixed"/>
-        <w:tblLook w:firstColumn="1" w:firstRow="1" w:lastColumn="0" w:lastRow="0" w:noHBand="0" w:noVBand="1" w:val="04A0"/>
-        <w:tblBorders>
-          <w:top w:val="single" w:sz="5" w:color="7F8C8D"/>
-          <w:left w:val="single" w:sz="5" w:color="7F8C8D"/>
-          <w:bottom w:val="single" w:sz="5" w:color="7F8C8D"/>
-          <w:right w:val="single" w:sz="5" w:color="7F8C8D"/>
-          <w:insideH w:val="single" w:sz="5" w:color="7F8C8D"/>
-          <w:insideV w:val="single" w:sz="5" w:color="7F8C8D"/>
-        </w:tblBorders>
-      </w:tblPr>
-      <w:tblGrid>
-        <w:gridCol w:w="5273"/>
-        <w:gridCol w:w="5273"/>
-      </w:tblGrid>
-      <w:tr>
-        <w:trPr>
-          <w:cantSplit/>
-        </w:trPr>
-        <w:tc>
-          <w:tcPr>
-            <w:tcW w:type="dxa" w:w="2438"/>
-            <w:vAlign w:val="center"/>
-            <w:tcMar>
-              <w:top w:w="55" w:type="dxa"/>
-              <w:start w:w="70" w:type="dxa"/>
-              <w:bottom w:w="55" w:type="dxa"/>
-              <w:end w:w="70" w:type="dxa"/>
-            </w:tcMar>
-            <w:shd w:fill="D9EAF7"/>
-          </w:tcPr>
-          <w:p>
-            <w:pPr>
-              <w:spacing w:after="0" w:before="0" w:line="240" w:lineRule="auto"/>
-            </w:pPr>
-            <w:r/>
-            <w:r>
-              <w:rPr>
-                <w:rFonts w:ascii="Arial" w:hAnsi="Arial" w:eastAsia="Arial"/>
-                <w:b/>
-                <w:sz w:val="17"/>
-              </w:rPr>
-              <w:t>Uygulama Notları</w:t>
-            </w:r>
-          </w:p>
-        </w:tc>
-        <w:tc>
-          <w:tcPr>
-            <w:tcW w:type="dxa" w:w="8561"/>
-            <w:vAlign w:val="center"/>
-            <w:tcMar>
-              <w:top w:w="55" w:type="dxa"/>
-              <w:start w:w="70" w:type="dxa"/>
-              <w:bottom w:w="55" w:type="dxa"/>
-              <w:end w:w="70" w:type="dxa"/>
-            </w:tcMar>
-          </w:tcPr>
-          <w:p>
-            <w:pPr>
-              <w:spacing w:after="0" w:before="0" w:line="240" w:lineRule="auto"/>
-            </w:pPr>
-            <w:r>
-              <w:rPr>
-                <w:b w:val="0"/>
-                <w:sz w:val="16"/>
-              </w:rPr>
-              <w:t>Plan, TYMM 6. sınıf Bilişim Teknolojileri ve Yazılım Dersi öğretim programındaki öğrenme çıktısı ve uygulama yaklaşımı temel alınarak haftalık ders süresine uyarlanmıştır. Yapay zekâ araçlarında yaş koşulları, okul politikası ve kişisel veri güvenliği gözetilmeli; gerçek kişisel veri, biyometrik veri veya öğrenciye ait hassas içerik kullanılmamalıdır.</w:t>
-            </w:r>
-            <w:r>
-              <w:rPr>
-                <w:rFonts w:ascii="Arial" w:hAnsi="Arial" w:eastAsia="Arial"/>
-                <w:b w:val="0"/>
-                <w:sz w:val="17"/>
-              </w:rPr>
-            </w:r>
-          </w:p>
-        </w:tc>
-      </w:tr>
-    </w:tbl>
-    <w:p>
-      <w:pPr>
-        <w:spacing w:before="100" w:after="0"/>
-        <w:jc w:val="center"/>
-      </w:pPr>
-      <w:r>
-        <w:rPr>
-          <w:rFonts w:ascii="Arial" w:hAnsi="Arial"/>
-          <w:b/>
-          <w:sz w:val="18"/>
-        </w:rPr>
-        <w:t>Uygundur</w:t>
+        <w:br w:type="page"/>
       </w:r>
     </w:p>
     <w:tbl>
@@ -1965,8 +2416,247 @@
         <w:tblLook w:firstColumn="1" w:firstRow="1" w:lastColumn="0" w:lastRow="0" w:noHBand="0" w:noVBand="1" w:val="04A0"/>
       </w:tblPr>
       <w:tblGrid>
-        <w:gridCol w:w="5273"/>
-        <w:gridCol w:w="5273"/>
+        <w:gridCol w:w="10234"/>
+      </w:tblGrid>
+      <w:tr>
+        <w:tc>
+          <w:tcPr>
+            <w:tcW w:type="dxa" w:w="10234"/>
+            <w:shd w:fill="D9D9D9"/>
+            <w:tcMar>
+              <w:top w:w="65" w:type="dxa"/>
+              <w:start w:w="100" w:type="dxa"/>
+              <w:bottom w:w="65" w:type="dxa"/>
+              <w:end w:w="100" w:type="dxa"/>
+            </w:tcMar>
+            <w:tcBorders>
+              <w:top w:val="single" w:sz="5" w:color="8F949A"/>
+              <w:left w:val="single" w:sz="5" w:color="8F949A"/>
+              <w:bottom w:val="single" w:sz="5" w:color="8F949A"/>
+              <w:right w:val="single" w:sz="5" w:color="8F949A"/>
+            </w:tcBorders>
+          </w:tcPr>
+          <w:p>
+            <w:pPr>
+              <w:spacing w:after="0"/>
+            </w:pPr>
+            <w:r>
+              <w:rPr>
+                <w:rFonts w:ascii="Arial" w:hAnsi="Arial" w:eastAsia="Arial" w:cs="Arial"/>
+                <w:b/>
+                <w:color w:val="25282B"/>
+                <w:sz w:val="18"/>
+              </w:rPr>
+              <w:t>IV. BÖLÜM: ÖLÇME VE DEĞERLENDİRME / ÖĞRENME KANITLARI</w:t>
+            </w:r>
+          </w:p>
+        </w:tc>
+      </w:tr>
+    </w:tbl>
+    <w:tbl>
+      <w:tblPr>
+        <w:tblW w:type="auto" w:w="0"/>
+        <w:jc w:val="center"/>
+        <w:tblLayout w:type="fixed"/>
+        <w:tblLook w:firstColumn="1" w:firstRow="1" w:lastColumn="0" w:lastRow="0" w:noHBand="0" w:noVBand="1" w:val="04A0"/>
+      </w:tblPr>
+      <w:tblGrid>
+        <w:gridCol w:w="10234"/>
+      </w:tblGrid>
+      <w:tr>
+        <w:tc>
+          <w:tcPr>
+            <w:tcW w:type="dxa" w:w="10234"/>
+            <w:shd w:fill="FFFFFF"/>
+            <w:tcMar>
+              <w:top w:w="90" w:type="dxa"/>
+              <w:start w:w="105" w:type="dxa"/>
+              <w:bottom w:w="90" w:type="dxa"/>
+              <w:end w:w="105" w:type="dxa"/>
+            </w:tcMar>
+            <w:tcBorders>
+              <w:top w:val="single" w:sz="4" w:color="B7BCC2"/>
+              <w:left w:val="single" w:sz="4" w:color="B7BCC2"/>
+              <w:bottom w:val="single" w:sz="4" w:color="B7BCC2"/>
+              <w:right w:val="single" w:sz="4" w:color="B7BCC2"/>
+            </w:tcBorders>
+          </w:tcPr>
+          <w:p>
+            <w:pPr>
+              <w:spacing w:before="0" w:after="0" w:line="245" w:lineRule="auto"/>
+            </w:pPr>
+            <w:r/>
+            <w:r>
+              <w:rPr>
+                <w:rFonts w:ascii="Arial" w:hAnsi="Arial" w:eastAsia="Arial" w:cs="Arial"/>
+                <w:b w:val="0"/>
+                <w:color w:val="25282B"/>
+                <w:sz w:val="17"/>
+              </w:rPr>
+              <w:t>Süreç boyunca planlama, blokları amaca uygun kullanma, test etme, hata ayıklama, iş birliği ve gerekçeli revizyon davranışları gözlem formu/kontrol listesiyle izlenir. Haftalık ürün veya proje sürümü çalışırlık, kod düzeni, problemle uyum ve kullanıcı deneyimi ölçütleriyle değerlendirilir. Öğrenci kısa öz değerlendirmede yaptığı değişikliği ve sonucunu açıklar. TYMM tema düzeyinde önerilen araçlar: kontrol listesi, gözlem formu, akran değerlendirme formu, rubrik ölçeği ve öz değerlendirme formu.</w:t>
+            </w:r>
+          </w:p>
+        </w:tc>
+      </w:tr>
+    </w:tbl>
+    <w:p>
+      <w:pPr>
+        <w:widowControl/>
+        <w:spacing w:after="0"/>
+      </w:pPr>
+    </w:p>
+    <w:tbl>
+      <w:tblPr>
+        <w:tblW w:type="auto" w:w="0"/>
+        <w:jc w:val="center"/>
+        <w:tblLayout w:type="fixed"/>
+        <w:tblLook w:firstColumn="1" w:firstRow="1" w:lastColumn="0" w:lastRow="0" w:noHBand="0" w:noVBand="1" w:val="04A0"/>
+      </w:tblPr>
+      <w:tblGrid>
+        <w:gridCol w:w="10234"/>
+      </w:tblGrid>
+      <w:tr>
+        <w:tc>
+          <w:tcPr>
+            <w:tcW w:type="dxa" w:w="10234"/>
+            <w:shd w:fill="D9D9D9"/>
+            <w:tcMar>
+              <w:top w:w="65" w:type="dxa"/>
+              <w:start w:w="100" w:type="dxa"/>
+              <w:bottom w:w="65" w:type="dxa"/>
+              <w:end w:w="100" w:type="dxa"/>
+            </w:tcMar>
+            <w:tcBorders>
+              <w:top w:val="single" w:sz="5" w:color="8F949A"/>
+              <w:left w:val="single" w:sz="5" w:color="8F949A"/>
+              <w:bottom w:val="single" w:sz="5" w:color="8F949A"/>
+              <w:right w:val="single" w:sz="5" w:color="8F949A"/>
+            </w:tcBorders>
+          </w:tcPr>
+          <w:p>
+            <w:pPr>
+              <w:spacing w:after="0"/>
+            </w:pPr>
+            <w:r>
+              <w:rPr>
+                <w:rFonts w:ascii="Arial" w:hAnsi="Arial" w:eastAsia="Arial" w:cs="Arial"/>
+                <w:b/>
+                <w:color w:val="25282B"/>
+                <w:sz w:val="18"/>
+              </w:rPr>
+              <w:t>V. BÖLÜM: DERSİN DİĞER DERSLERLE İLİŞKİSİ</w:t>
+            </w:r>
+          </w:p>
+        </w:tc>
+      </w:tr>
+    </w:tbl>
+    <w:tbl>
+      <w:tblPr>
+        <w:tblW w:type="auto" w:w="0"/>
+        <w:jc w:val="center"/>
+        <w:tblLayout w:type="fixed"/>
+        <w:tblLook w:firstColumn="1" w:firstRow="1" w:lastColumn="0" w:lastRow="0" w:noHBand="0" w:noVBand="1" w:val="04A0"/>
+      </w:tblPr>
+      <w:tblGrid>
+        <w:gridCol w:w="10234"/>
+      </w:tblGrid>
+      <w:tr>
+        <w:tc>
+          <w:tcPr>
+            <w:tcW w:type="dxa" w:w="10234"/>
+            <w:shd w:fill="FFFFFF"/>
+            <w:tcMar>
+              <w:top w:w="85" w:type="dxa"/>
+              <w:start w:w="105" w:type="dxa"/>
+              <w:bottom w:w="85" w:type="dxa"/>
+              <w:end w:w="105" w:type="dxa"/>
+            </w:tcMar>
+            <w:tcBorders>
+              <w:top w:val="single" w:sz="4" w:color="B7BCC2"/>
+              <w:left w:val="single" w:sz="4" w:color="B7BCC2"/>
+              <w:bottom w:val="single" w:sz="4" w:color="B7BCC2"/>
+              <w:right w:val="single" w:sz="4" w:color="B7BCC2"/>
+            </w:tcBorders>
+          </w:tcPr>
+          <w:p>
+            <w:pPr>
+              <w:spacing w:before="0" w:after="0" w:line="245" w:lineRule="auto"/>
+            </w:pPr>
+            <w:r/>
+            <w:r>
+              <w:rPr>
+                <w:rFonts w:ascii="Arial" w:hAnsi="Arial" w:eastAsia="Arial" w:cs="Arial"/>
+                <w:b w:val="0"/>
+                <w:color w:val="25282B"/>
+                <w:sz w:val="17"/>
+              </w:rPr>
+              <w:t>Görsel Sanatlar, Matematik, Müzik, Sosyal Bilgiler, Türkçe</w:t>
+            </w:r>
+          </w:p>
+        </w:tc>
+      </w:tr>
+    </w:tbl>
+    <w:p>
+      <w:pPr>
+        <w:widowControl/>
+        <w:spacing w:after="0"/>
+      </w:pPr>
+    </w:p>
+    <w:tbl>
+      <w:tblPr>
+        <w:tblW w:type="auto" w:w="0"/>
+        <w:jc w:val="center"/>
+        <w:tblLayout w:type="fixed"/>
+        <w:tblLook w:firstColumn="1" w:firstRow="1" w:lastColumn="0" w:lastRow="0" w:noHBand="0" w:noVBand="1" w:val="04A0"/>
+      </w:tblPr>
+      <w:tblGrid>
+        <w:gridCol w:w="10234"/>
+      </w:tblGrid>
+      <w:tr>
+        <w:tc>
+          <w:tcPr>
+            <w:tcW w:type="dxa" w:w="10234"/>
+            <w:shd w:fill="D9D9D9"/>
+            <w:tcMar>
+              <w:top w:w="65" w:type="dxa"/>
+              <w:start w:w="100" w:type="dxa"/>
+              <w:bottom w:w="65" w:type="dxa"/>
+              <w:end w:w="100" w:type="dxa"/>
+            </w:tcMar>
+            <w:tcBorders>
+              <w:top w:val="single" w:sz="5" w:color="8F949A"/>
+              <w:left w:val="single" w:sz="5" w:color="8F949A"/>
+              <w:bottom w:val="single" w:sz="5" w:color="8F949A"/>
+              <w:right w:val="single" w:sz="5" w:color="8F949A"/>
+            </w:tcBorders>
+          </w:tcPr>
+          <w:p>
+            <w:pPr>
+              <w:spacing w:after="0"/>
+            </w:pPr>
+            <w:r>
+              <w:rPr>
+                <w:rFonts w:ascii="Arial" w:hAnsi="Arial" w:eastAsia="Arial" w:cs="Arial"/>
+                <w:b/>
+                <w:color w:val="25282B"/>
+                <w:sz w:val="18"/>
+              </w:rPr>
+              <w:t>VI. BÖLÜM: PLANIN UYGULANMASIYLA İLGİLİ DİĞER AÇIKLAMALAR</w:t>
+            </w:r>
+          </w:p>
+        </w:tc>
+      </w:tr>
+    </w:tbl>
+    <w:tbl>
+      <w:tblPr>
+        <w:tblW w:type="auto" w:w="0"/>
+        <w:jc w:val="center"/>
+        <w:tblLayout w:type="fixed"/>
+        <w:tblLook w:firstColumn="1" w:firstRow="1" w:lastColumn="0" w:lastRow="0" w:noHBand="0" w:noVBand="1" w:val="04A0"/>
+      </w:tblPr>
+      <w:tblGrid>
+        <w:gridCol w:w="2523"/>
+        <w:gridCol w:w="7711"/>
       </w:tblGrid>
       <w:tr>
         <w:trPr>
@@ -1974,155 +2664,289 @@
         </w:trPr>
         <w:tc>
           <w:tcPr>
-            <w:tcW w:type="dxa" w:w="5499"/>
+            <w:tcW w:type="dxa" w:w="2523"/>
+            <w:vAlign w:val="top"/>
+            <w:shd w:fill="F1F2F3"/>
             <w:tcMar>
-              <w:top w:w="40" w:type="dxa"/>
-              <w:start w:w="40" w:type="dxa"/>
-              <w:bottom w:w="40" w:type="dxa"/>
-              <w:end w:w="40" w:type="dxa"/>
+              <w:top w:w="72" w:type="dxa"/>
+              <w:start w:w="95" w:type="dxa"/>
+              <w:bottom w:w="72" w:type="dxa"/>
+              <w:end w:w="95" w:type="dxa"/>
+            </w:tcMar>
+            <w:tcBorders>
+              <w:top w:val="single" w:sz="4" w:color="B7BCC2"/>
+              <w:left w:val="single" w:sz="4" w:color="B7BCC2"/>
+              <w:bottom w:val="single" w:sz="4" w:color="B7BCC2"/>
+              <w:right w:val="single" w:sz="4" w:color="B7BCC2"/>
+            </w:tcBorders>
+          </w:tcPr>
+          <w:p>
+            <w:pPr>
+              <w:spacing w:before="0" w:after="0" w:line="245" w:lineRule="auto"/>
+            </w:pPr>
+            <w:r/>
+            <w:r>
+              <w:rPr>
+                <w:rFonts w:ascii="Arial" w:hAnsi="Arial" w:eastAsia="Arial" w:cs="Arial"/>
+                <w:b/>
+                <w:color w:val="25282B"/>
+                <w:sz w:val="17"/>
+              </w:rPr>
+              <w:t>Uygulama Notları</w:t>
+            </w:r>
+          </w:p>
+        </w:tc>
+        <w:tc>
+          <w:tcPr>
+            <w:tcW w:type="dxa" w:w="7711"/>
+            <w:vAlign w:val="top"/>
+            <w:shd w:fill="FFFFFF"/>
+            <w:tcMar>
+              <w:top w:w="72" w:type="dxa"/>
+              <w:start w:w="95" w:type="dxa"/>
+              <w:bottom w:w="72" w:type="dxa"/>
+              <w:end w:w="95" w:type="dxa"/>
+            </w:tcMar>
+            <w:tcBorders>
+              <w:top w:val="single" w:sz="4" w:color="B7BCC2"/>
+              <w:left w:val="single" w:sz="4" w:color="B7BCC2"/>
+              <w:bottom w:val="single" w:sz="4" w:color="B7BCC2"/>
+              <w:right w:val="single" w:sz="4" w:color="B7BCC2"/>
+            </w:tcBorders>
+          </w:tcPr>
+          <w:p>
+            <w:pPr>
+              <w:spacing w:before="0" w:after="0" w:line="245" w:lineRule="auto"/>
+            </w:pPr>
+            <w:r/>
+            <w:r>
+              <w:rPr>
+                <w:rFonts w:ascii="Arial" w:hAnsi="Arial" w:eastAsia="Arial" w:cs="Arial"/>
+                <w:b w:val="0"/>
+                <w:color w:val="25282B"/>
+                <w:sz w:val="17"/>
+              </w:rPr>
+              <w:t>Plan, TYMM 6. sınıf Bilişim Teknolojileri ve Yazılım Dersi öğretim programındaki öğrenme çıktısı ve uygulama yaklaşımı temel alınarak haftalık ders süresine uyarlanmıştır. Yapay zekâ araçlarında yaş koşulları, okul politikası ve kişisel veri güvenliği gözetilmeli; gerçek kişisel veri, biyometrik veri veya öğrenciye ait hassas içerik kullanılmamalıdır.</w:t>
+            </w:r>
+          </w:p>
+        </w:tc>
+      </w:tr>
+    </w:tbl>
+    <w:p>
+      <w:pPr>
+        <w:widowControl/>
+        <w:spacing w:after="20"/>
+      </w:pPr>
+    </w:p>
+    <w:tbl>
+      <w:tblPr>
+        <w:tblW w:type="auto" w:w="0"/>
+        <w:jc w:val="center"/>
+        <w:tblLayout w:type="fixed"/>
+        <w:tblLook w:firstColumn="1" w:firstRow="1" w:lastColumn="0" w:lastRow="0" w:noHBand="0" w:noVBand="1" w:val="04A0"/>
+      </w:tblPr>
+      <w:tblGrid>
+        <w:gridCol w:w="5103"/>
+        <w:gridCol w:w="5131"/>
+      </w:tblGrid>
+      <w:tr>
+        <w:tc>
+          <w:tcPr>
+            <w:tcW w:type="dxa" w:w="5103"/>
+            <w:shd w:fill="FFFFFF"/>
+            <w:tcMar>
+              <w:top w:w="140" w:type="dxa"/>
+              <w:start w:w="100" w:type="dxa"/>
+              <w:bottom w:w="30" w:type="dxa"/>
+              <w:end w:w="100" w:type="dxa"/>
             </w:tcMar>
             <w:tcBorders>
               <w:top w:val="nil"/>
               <w:left w:val="nil"/>
               <w:bottom w:val="nil"/>
               <w:right w:val="nil"/>
-              <w:insideH w:val="nil"/>
-              <w:insideV w:val="nil"/>
             </w:tcBorders>
           </w:tcPr>
           <w:p>
             <w:pPr>
-              <w:spacing w:after="0" w:before="0" w:line="240" w:lineRule="auto"/>
+              <w:spacing w:after="0"/>
               <w:jc w:val="center"/>
             </w:pPr>
             <w:r/>
             <w:r>
               <w:rPr>
-                <w:rFonts w:ascii="Arial" w:hAnsi="Arial" w:eastAsia="Arial"/>
+                <w:rFonts w:ascii="Arial" w:hAnsi="Arial" w:eastAsia="Arial" w:cs="Arial"/>
                 <w:b/>
+                <w:color w:val="25282B"/>
                 <w:sz w:val="17"/>
               </w:rPr>
               <w:t>Bilgisayar ve Öğretim Teknolojileri Öğretmeni</w:t>
             </w:r>
           </w:p>
+          <w:p>
+            <w:pPr>
+              <w:spacing w:after="0"/>
+              <w:jc w:val="center"/>
+            </w:pPr>
+            <w:r>
+              <w:rPr>
+                <w:rFonts w:ascii="Arial" w:hAnsi="Arial" w:eastAsia="Arial" w:cs="Arial"/>
+                <w:b w:val="0"/>
+                <w:color w:val="25282B"/>
+                <w:sz w:val="16"/>
+              </w:rPr>
+              <w:t>Ad Soyad: ........................................</w:t>
+            </w:r>
+          </w:p>
+          <w:p>
+            <w:pPr>
+              <w:spacing w:after="0"/>
+              <w:jc w:val="center"/>
+            </w:pPr>
+            <w:r>
+              <w:rPr>
+                <w:rFonts w:ascii="Arial" w:hAnsi="Arial" w:eastAsia="Arial" w:cs="Arial"/>
+                <w:b w:val="0"/>
+                <w:color w:val="25282B"/>
+                <w:sz w:val="16"/>
+              </w:rPr>
+              <w:t>İmza: ................................................</w:t>
+            </w:r>
+          </w:p>
         </w:tc>
         <w:tc>
           <w:tcPr>
-            <w:tcW w:type="dxa" w:w="5499"/>
+            <w:tcW w:type="dxa" w:w="5131"/>
+            <w:shd w:fill="FFFFFF"/>
             <w:tcMar>
-              <w:top w:w="40" w:type="dxa"/>
-              <w:start w:w="40" w:type="dxa"/>
-              <w:bottom w:w="40" w:type="dxa"/>
-              <w:end w:w="40" w:type="dxa"/>
+              <w:top w:w="140" w:type="dxa"/>
+              <w:start w:w="100" w:type="dxa"/>
+              <w:bottom w:w="30" w:type="dxa"/>
+              <w:end w:w="100" w:type="dxa"/>
             </w:tcMar>
             <w:tcBorders>
               <w:top w:val="nil"/>
               <w:left w:val="nil"/>
               <w:bottom w:val="nil"/>
               <w:right w:val="nil"/>
-              <w:insideH w:val="nil"/>
-              <w:insideV w:val="nil"/>
             </w:tcBorders>
           </w:tcPr>
           <w:p>
             <w:pPr>
-              <w:spacing w:after="0" w:before="0" w:line="240" w:lineRule="auto"/>
+              <w:spacing w:after="0"/>
               <w:jc w:val="center"/>
             </w:pPr>
             <w:r/>
             <w:r>
               <w:rPr>
-                <w:rFonts w:ascii="Arial" w:hAnsi="Arial" w:eastAsia="Arial"/>
+                <w:rFonts w:ascii="Arial" w:hAnsi="Arial" w:eastAsia="Arial" w:cs="Arial"/>
                 <w:b/>
+                <w:color w:val="25282B"/>
+                <w:sz w:val="17"/>
+              </w:rPr>
+              <w:t>Uygundur</w:t>
+            </w:r>
+          </w:p>
+          <w:p>
+            <w:pPr>
+              <w:spacing w:after="0"/>
+              <w:jc w:val="center"/>
+            </w:pPr>
+            <w:r>
+              <w:rPr>
+                <w:rFonts w:ascii="Arial" w:hAnsi="Arial" w:eastAsia="Arial" w:cs="Arial"/>
+                <w:b/>
+                <w:color w:val="25282B"/>
                 <w:sz w:val="17"/>
               </w:rPr>
               <w:t>Okul Müdürü</w:t>
             </w:r>
           </w:p>
-        </w:tc>
-      </w:tr>
-      <w:tr>
-        <w:trPr>
-          <w:cantSplit/>
-        </w:trPr>
-        <w:tc>
-          <w:tcPr>
-            <w:tcW w:type="dxa" w:w="5499"/>
-            <w:tcMar>
-              <w:top w:w="40" w:type="dxa"/>
-              <w:start w:w="40" w:type="dxa"/>
-              <w:bottom w:w="40" w:type="dxa"/>
-              <w:end w:w="40" w:type="dxa"/>
-            </w:tcMar>
-            <w:tcBorders>
-              <w:top w:val="nil"/>
-              <w:left w:val="nil"/>
-              <w:bottom w:val="nil"/>
-              <w:right w:val="nil"/>
-              <w:insideH w:val="nil"/>
-              <w:insideV w:val="nil"/>
-            </w:tcBorders>
-          </w:tcPr>
           <w:p>
             <w:pPr>
-              <w:spacing w:after="0" w:before="0" w:line="240" w:lineRule="auto"/>
+              <w:spacing w:after="0"/>
               <w:jc w:val="center"/>
             </w:pPr>
-            <w:r/>
             <w:r>
               <w:rPr>
-                <w:rFonts w:ascii="Arial" w:hAnsi="Arial" w:eastAsia="Arial"/>
+                <w:rFonts w:ascii="Arial" w:hAnsi="Arial" w:eastAsia="Arial" w:cs="Arial"/>
                 <w:b w:val="0"/>
+                <w:color w:val="25282B"/>
                 <w:sz w:val="16"/>
               </w:rPr>
-              <w:t>Ad Soyad / İmza</w:t>
+              <w:t>Ad Soyad: ........................................</w:t>
             </w:r>
           </w:p>
-        </w:tc>
-        <w:tc>
-          <w:tcPr>
-            <w:tcW w:type="dxa" w:w="5499"/>
-            <w:tcMar>
-              <w:top w:w="40" w:type="dxa"/>
-              <w:start w:w="40" w:type="dxa"/>
-              <w:bottom w:w="40" w:type="dxa"/>
-              <w:end w:w="40" w:type="dxa"/>
-            </w:tcMar>
-            <w:tcBorders>
-              <w:top w:val="nil"/>
-              <w:left w:val="nil"/>
-              <w:bottom w:val="nil"/>
-              <w:right w:val="nil"/>
-              <w:insideH w:val="nil"/>
-              <w:insideV w:val="nil"/>
-            </w:tcBorders>
-          </w:tcPr>
           <w:p>
             <w:pPr>
-              <w:spacing w:after="0" w:before="0" w:line="240" w:lineRule="auto"/>
+              <w:spacing w:after="0"/>
               <w:jc w:val="center"/>
             </w:pPr>
-            <w:r/>
             <w:r>
               <w:rPr>
-                <w:rFonts w:ascii="Arial" w:hAnsi="Arial" w:eastAsia="Arial"/>
+                <w:rFonts w:ascii="Arial" w:hAnsi="Arial" w:eastAsia="Arial" w:cs="Arial"/>
                 <w:b w:val="0"/>
+                <w:color w:val="25282B"/>
                 <w:sz w:val="16"/>
               </w:rPr>
-              <w:t>Ad Soyad / İmza</w:t>
+              <w:t>İmza: ................................................</w:t>
             </w:r>
           </w:p>
         </w:tc>
       </w:tr>
     </w:tbl>
     <w:sectPr>
-      <w:pgSz w:w="11906" w:h="16838"/>
-      <w:pgMar w:top="652" w:right="680" w:bottom="652" w:left="680" w:header="720" w:footer="720" w:gutter="0"/>
+      <w:headerReference w:type="default" r:id="rId9"/>
+      <w:footerReference w:type="default" r:id="rId10"/>
+      <w:pgSz w:w="12240" w:h="15840"/>
+      <w:pgMar w:top="595" w:right="709" w:bottom="595" w:left="709" w:header="227" w:footer="255" w:gutter="0"/>
       <w:cols w:space="720"/>
       <w:docGrid w:linePitch="360"/>
     </w:sectPr>
   </w:body>
 </w:document>
+</file>
+
+<file path=word/footer1.xml><?xml version="1.0" encoding="utf-8"?>
+<w:ftr xmlns:m="http://schemas.openxmlformats.org/officeDocument/2006/math" xmlns:mc="http://schemas.openxmlformats.org/markup-compatibility/2006" xmlns:mo="http://schemas.microsoft.com/office/mac/office/2008/main" xmlns:mv="urn:schemas-microsoft-com:mac:vml" xmlns:o="urn:schemas-microsoft-com:office:office" xmlns:r="http://schemas.openxmlformats.org/officeDocument/2006/relationships" xmlns:v="urn:schemas-microsoft-com:vml" xmlns:w10="urn:schemas-microsoft-com:office:word" xmlns:w14="http://schemas.microsoft.com/office/word/2010/wordml" xmlns:w="http://schemas.openxmlformats.org/wordprocessingml/2006/main" xmlns:wne="http://schemas.microsoft.com/office/word/2006/wordml" xmlns:wp14="http://schemas.microsoft.com/office/word/2010/wordprocessingDrawing" xmlns:wp="http://schemas.openxmlformats.org/drawingml/2006/wordprocessingDrawing" xmlns:wpc="http://schemas.microsoft.com/office/word/2010/wordprocessingCanvas" xmlns:wpg="http://schemas.microsoft.com/office/word/2010/wordprocessingGroup" xmlns:wpi="http://schemas.microsoft.com/office/word/2010/wordprocessingInk" xmlns:wps="http://schemas.microsoft.com/office/word/2010/wordprocessingShape" mc:Ignorable="w14 wp14">
+  <w:p>
+    <w:pPr>
+      <w:pStyle w:val="Footer"/>
+      <w:spacing w:after="0"/>
+      <w:jc w:val="center"/>
+    </w:pPr>
+    <w:r>
+      <w:rPr>
+        <w:rFonts w:ascii="Arial" w:hAnsi="Arial" w:eastAsia="Arial" w:cs="Arial"/>
+        <w:b w:val="0"/>
+        <w:color w:val="777777"/>
+        <w:sz w:val="14"/>
+      </w:rPr>
+      <w:t>6. Sınıf Bilişim Teknolojileri ve Yazılım • 36. Hafta Ders Planı</w:t>
+    </w:r>
+  </w:p>
+</w:ftr>
+</file>
+
+<file path=word/header1.xml><?xml version="1.0" encoding="utf-8"?>
+<w:hdr xmlns:m="http://schemas.openxmlformats.org/officeDocument/2006/math" xmlns:mc="http://schemas.openxmlformats.org/markup-compatibility/2006" xmlns:mo="http://schemas.microsoft.com/office/mac/office/2008/main" xmlns:mv="urn:schemas-microsoft-com:mac:vml" xmlns:o="urn:schemas-microsoft-com:office:office" xmlns:r="http://schemas.openxmlformats.org/officeDocument/2006/relationships" xmlns:v="urn:schemas-microsoft-com:vml" xmlns:w10="urn:schemas-microsoft-com:office:word" xmlns:w14="http://schemas.microsoft.com/office/word/2010/wordml" xmlns:w="http://schemas.openxmlformats.org/wordprocessingml/2006/main" xmlns:wne="http://schemas.microsoft.com/office/word/2006/wordml" xmlns:wp14="http://schemas.microsoft.com/office/word/2010/wordprocessingDrawing" xmlns:wp="http://schemas.openxmlformats.org/drawingml/2006/wordprocessingDrawing" xmlns:wpc="http://schemas.microsoft.com/office/word/2010/wordprocessingCanvas" xmlns:wpg="http://schemas.microsoft.com/office/word/2010/wordprocessingGroup" xmlns:wpi="http://schemas.microsoft.com/office/word/2010/wordprocessingInk" xmlns:wps="http://schemas.microsoft.com/office/word/2010/wordprocessingShape" mc:Ignorable="w14 wp14">
+  <w:p>
+    <w:pPr>
+      <w:pStyle w:val="Header"/>
+      <w:spacing w:after="0"/>
+      <w:jc w:val="center"/>
+    </w:pPr>
+    <w:r>
+      <w:rPr>
+        <w:rFonts w:ascii="Arial" w:hAnsi="Arial" w:eastAsia="Arial" w:cs="Arial"/>
+        <w:b/>
+        <w:color w:val="666666"/>
+        <w:sz w:val="15"/>
+      </w:rPr>
+      <w:t>2026-2027 EĞİTİM – ÖĞRETİM YILI</w:t>
+    </w:r>
+  </w:p>
+</w:hdr>
 </file>
 
 <file path=word/numbering.xml><?xml version="1.0" encoding="utf-8"?>
@@ -2488,11 +3312,8 @@
     <w:name w:val="Normal"/>
     <w:qFormat/>
     <w:rsid w:val="00FC693F"/>
-    <w:pPr>
-      <w:spacing w:after="0" w:before="0" w:line="240" w:lineRule="auto"/>
-    </w:pPr>
     <w:rPr>
-      <w:rFonts w:ascii="Arial" w:hAnsi="Arial" w:eastAsia="Arial"/>
+      <w:rFonts w:ascii="Arial" w:hAnsi="Arial"/>
       <w:sz w:val="18"/>
     </w:rPr>
   </w:style>
@@ -14177,28 +14998,6 @@
         <w:shd w:val="clear" w:color="auto" w:fill="FBCAA2" w:themeFill="accent6" w:themeFillTint="7F"/>
       </w:tcPr>
     </w:tblStylePr>
-  </w:style>
-  <w:style w:type="paragraph" w:customStyle="1" w:styleId="PlanTitle">
-    <w:name w:val="PlanTitle"/>
-    <w:pPr>
-      <w:spacing w:before="0" w:after="40"/>
-    </w:pPr>
-    <w:rPr>
-      <w:rFonts w:ascii="Arial" w:hAnsi="Arial" w:eastAsia="Arial"/>
-      <w:b/>
-      <w:sz w:val="24"/>
-    </w:rPr>
-  </w:style>
-  <w:style w:type="paragraph" w:customStyle="1" w:styleId="SectionHead">
-    <w:name w:val="SectionHead"/>
-    <w:pPr>
-      <w:spacing w:before="60" w:after="40"/>
-    </w:pPr>
-    <w:rPr>
-      <w:rFonts w:ascii="Arial" w:hAnsi="Arial" w:eastAsia="Arial"/>
-      <w:b/>
-      <w:sz w:val="19"/>
-    </w:rPr>
   </w:style>
 </w:styles>
 </file>
